--- a/Planilhas_importação/Descrição_campos_planilhas/Documentação - Colunas da planilha para importação dos clientes.docx
+++ b/Planilhas_importação/Descrição_campos_planilhas/Documentação - Colunas da planilha para importação dos clientes.docx
@@ -1,12 +1,12 @@
 
 <file path=word/document.xml><?xml version="1.0" encoding="utf-8"?>
-<w:document xmlns:o="urn:schemas-microsoft-com:office:office" xmlns:r="http://schemas.openxmlformats.org/officeDocument/2006/relationships" xmlns:v="urn:schemas-microsoft-com:vml" xmlns:w="http://schemas.openxmlformats.org/wordprocessingml/2006/main" xmlns:w10="urn:schemas-microsoft-com:office:word" xmlns:wp="http://schemas.openxmlformats.org/drawingml/2006/wordprocessingDrawing" xmlns:wps="http://schemas.microsoft.com/office/word/2010/wordprocessingShape" xmlns:wpg="http://schemas.microsoft.com/office/word/2010/wordprocessingGroup" xmlns:mc="http://schemas.openxmlformats.org/markup-compatibility/2006" xmlns:wp14="http://schemas.microsoft.com/office/word/2010/wordprocessingDrawing" xmlns:w14="http://schemas.microsoft.com/office/word/2010/wordml" xmlns:w15="http://schemas.microsoft.com/office/word/2012/wordml" mc:Ignorable="w14 wp14 w15">
+<w:document xmlns:o="urn:schemas-microsoft-com:office:office" xmlns:r="http://schemas.openxmlformats.org/officeDocument/2006/relationships" xmlns:v="urn:schemas-microsoft-com:vml" xmlns:w="http://schemas.openxmlformats.org/wordprocessingml/2006/main" xmlns:w10="urn:schemas-microsoft-com:office:word" xmlns:wp="http://schemas.openxmlformats.org/drawingml/2006/wordprocessingDrawing" xmlns:pic="http://schemas.openxmlformats.org/drawingml/2006/picture" xmlns:wps="http://schemas.microsoft.com/office/word/2010/wordprocessingShape" xmlns:wpg="http://schemas.microsoft.com/office/word/2010/wordprocessingGroup" xmlns:mc="http://schemas.openxmlformats.org/markup-compatibility/2006" xmlns:wp14="http://schemas.microsoft.com/office/word/2010/wordprocessingDrawing" xmlns:w14="http://schemas.microsoft.com/office/word/2010/wordml" xmlns:w15="http://schemas.microsoft.com/office/word/2012/wordml" mc:Ignorable="w14 wp14 w15">
   <w:body>
     <w:tbl>
       <w:tblPr>
-        <w:tblW w:w="5000" w:type="pct"/>
+        <w:tblW w:w="9574" w:type="dxa"/>
         <w:jc w:val="start"/>
-        <w:tblInd w:w="-5" w:type="dxa"/>
+        <w:tblInd w:w="52" w:type="dxa"/>
         <w:tblLayout w:type="fixed"/>
         <w:tblCellMar>
           <w:top w:w="55" w:type="dxa"/>
@@ -16,14 +16,14 @@
         </w:tblCellMar>
       </w:tblPr>
       <w:tblGrid>
-        <w:gridCol w:w="5161"/>
-        <w:gridCol w:w="4476"/>
+        <w:gridCol w:w="5100"/>
+        <w:gridCol w:w="4474"/>
       </w:tblGrid>
       <w:tr>
         <w:trPr/>
         <w:tc>
           <w:tcPr>
-            <w:tcW w:w="5161" w:type="dxa"/>
+            <w:tcW w:w="5100" w:type="dxa"/>
             <w:tcBorders>
               <w:top w:val="single" w:sz="4" w:space="0" w:color="000000"/>
               <w:start w:val="single" w:sz="4" w:space="0" w:color="000000"/>
@@ -55,7 +55,7 @@
         </w:tc>
         <w:tc>
           <w:tcPr>
-            <w:tcW w:w="4476" w:type="dxa"/>
+            <w:tcW w:w="4474" w:type="dxa"/>
             <w:tcBorders>
               <w:top w:val="single" w:sz="4" w:space="0" w:color="000000"/>
               <w:start w:val="single" w:sz="4" w:space="0" w:color="000000"/>
@@ -91,7 +91,7 @@
         <w:trPr/>
         <w:tc>
           <w:tcPr>
-            <w:tcW w:w="5161" w:type="dxa"/>
+            <w:tcW w:w="5100" w:type="dxa"/>
             <w:tcBorders>
               <w:start w:val="single" w:sz="4" w:space="0" w:color="000000"/>
               <w:bottom w:val="single" w:sz="4" w:space="0" w:color="000000"/>
@@ -118,7 +118,7 @@
         </w:tc>
         <w:tc>
           <w:tcPr>
-            <w:tcW w:w="4476" w:type="dxa"/>
+            <w:tcW w:w="4474" w:type="dxa"/>
             <w:tcBorders>
               <w:start w:val="single" w:sz="4" w:space="0" w:color="000000"/>
               <w:bottom w:val="single" w:sz="4" w:space="0" w:color="000000"/>
@@ -149,7 +149,7 @@
         <w:trPr/>
         <w:tc>
           <w:tcPr>
-            <w:tcW w:w="5161" w:type="dxa"/>
+            <w:tcW w:w="5100" w:type="dxa"/>
             <w:tcBorders>
               <w:start w:val="single" w:sz="4" w:space="0" w:color="000000"/>
               <w:bottom w:val="single" w:sz="4" w:space="0" w:color="000000"/>
@@ -176,7 +176,7 @@
         </w:tc>
         <w:tc>
           <w:tcPr>
-            <w:tcW w:w="4476" w:type="dxa"/>
+            <w:tcW w:w="4474" w:type="dxa"/>
             <w:tcBorders>
               <w:start w:val="single" w:sz="4" w:space="0" w:color="000000"/>
               <w:bottom w:val="single" w:sz="4" w:space="0" w:color="000000"/>
@@ -207,7 +207,7 @@
         <w:trPr/>
         <w:tc>
           <w:tcPr>
-            <w:tcW w:w="5161" w:type="dxa"/>
+            <w:tcW w:w="5100" w:type="dxa"/>
             <w:tcBorders>
               <w:start w:val="single" w:sz="4" w:space="0" w:color="000000"/>
               <w:bottom w:val="single" w:sz="4" w:space="0" w:color="000000"/>
@@ -234,7 +234,7 @@
         </w:tc>
         <w:tc>
           <w:tcPr>
-            <w:tcW w:w="4476" w:type="dxa"/>
+            <w:tcW w:w="4474" w:type="dxa"/>
             <w:tcBorders>
               <w:start w:val="single" w:sz="4" w:space="0" w:color="000000"/>
               <w:bottom w:val="single" w:sz="4" w:space="0" w:color="000000"/>
@@ -265,7 +265,7 @@
         <w:trPr/>
         <w:tc>
           <w:tcPr>
-            <w:tcW w:w="5161" w:type="dxa"/>
+            <w:tcW w:w="5100" w:type="dxa"/>
             <w:tcBorders>
               <w:start w:val="single" w:sz="4" w:space="0" w:color="000000"/>
               <w:bottom w:val="single" w:sz="4" w:space="0" w:color="000000"/>
@@ -292,7 +292,7 @@
         </w:tc>
         <w:tc>
           <w:tcPr>
-            <w:tcW w:w="4476" w:type="dxa"/>
+            <w:tcW w:w="4474" w:type="dxa"/>
             <w:tcBorders>
               <w:start w:val="single" w:sz="4" w:space="0" w:color="000000"/>
               <w:bottom w:val="single" w:sz="4" w:space="0" w:color="000000"/>
@@ -323,7 +323,7 @@
         <w:trPr/>
         <w:tc>
           <w:tcPr>
-            <w:tcW w:w="5161" w:type="dxa"/>
+            <w:tcW w:w="5100" w:type="dxa"/>
             <w:tcBorders>
               <w:start w:val="single" w:sz="4" w:space="0" w:color="000000"/>
               <w:bottom w:val="single" w:sz="4" w:space="0" w:color="000000"/>
@@ -350,7 +350,7 @@
         </w:tc>
         <w:tc>
           <w:tcPr>
-            <w:tcW w:w="4476" w:type="dxa"/>
+            <w:tcW w:w="4474" w:type="dxa"/>
             <w:tcBorders>
               <w:start w:val="single" w:sz="4" w:space="0" w:color="000000"/>
               <w:bottom w:val="single" w:sz="4" w:space="0" w:color="000000"/>
@@ -381,7 +381,7 @@
         <w:trPr/>
         <w:tc>
           <w:tcPr>
-            <w:tcW w:w="5161" w:type="dxa"/>
+            <w:tcW w:w="5100" w:type="dxa"/>
             <w:tcBorders>
               <w:start w:val="single" w:sz="4" w:space="0" w:color="000000"/>
               <w:bottom w:val="single" w:sz="4" w:space="0" w:color="000000"/>
@@ -408,7 +408,7 @@
         </w:tc>
         <w:tc>
           <w:tcPr>
-            <w:tcW w:w="4476" w:type="dxa"/>
+            <w:tcW w:w="4474" w:type="dxa"/>
             <w:tcBorders>
               <w:start w:val="single" w:sz="4" w:space="0" w:color="000000"/>
               <w:bottom w:val="single" w:sz="4" w:space="0" w:color="000000"/>
@@ -439,7 +439,7 @@
         <w:trPr/>
         <w:tc>
           <w:tcPr>
-            <w:tcW w:w="5161" w:type="dxa"/>
+            <w:tcW w:w="5100" w:type="dxa"/>
             <w:tcBorders>
               <w:start w:val="single" w:sz="4" w:space="0" w:color="000000"/>
               <w:bottom w:val="single" w:sz="4" w:space="0" w:color="000000"/>
@@ -466,7 +466,7 @@
         </w:tc>
         <w:tc>
           <w:tcPr>
-            <w:tcW w:w="4476" w:type="dxa"/>
+            <w:tcW w:w="4474" w:type="dxa"/>
             <w:tcBorders>
               <w:start w:val="single" w:sz="4" w:space="0" w:color="000000"/>
               <w:bottom w:val="single" w:sz="4" w:space="0" w:color="000000"/>
@@ -500,7 +500,7 @@
         <w:trPr/>
         <w:tc>
           <w:tcPr>
-            <w:tcW w:w="5161" w:type="dxa"/>
+            <w:tcW w:w="5100" w:type="dxa"/>
             <w:tcBorders>
               <w:start w:val="single" w:sz="4" w:space="0" w:color="000000"/>
               <w:bottom w:val="single" w:sz="4" w:space="0" w:color="000000"/>
@@ -527,7 +527,7 @@
         </w:tc>
         <w:tc>
           <w:tcPr>
-            <w:tcW w:w="4476" w:type="dxa"/>
+            <w:tcW w:w="4474" w:type="dxa"/>
             <w:tcBorders>
               <w:start w:val="single" w:sz="4" w:space="0" w:color="000000"/>
               <w:bottom w:val="single" w:sz="4" w:space="0" w:color="000000"/>
@@ -558,7 +558,7 @@
         <w:trPr/>
         <w:tc>
           <w:tcPr>
-            <w:tcW w:w="5161" w:type="dxa"/>
+            <w:tcW w:w="5100" w:type="dxa"/>
             <w:tcBorders>
               <w:start w:val="single" w:sz="4" w:space="0" w:color="000000"/>
               <w:bottom w:val="single" w:sz="4" w:space="0" w:color="000000"/>
@@ -585,44 +585,44 @@
         </w:tc>
         <w:tc>
           <w:tcPr>
-            <w:tcW w:w="4476" w:type="dxa"/>
-            <w:tcBorders>
-              <w:start w:val="single" w:sz="4" w:space="0" w:color="000000"/>
-              <w:bottom w:val="single" w:sz="4" w:space="0" w:color="000000"/>
-              <w:end w:val="single" w:sz="4" w:space="0" w:color="000000"/>
-            </w:tcBorders>
-          </w:tcPr>
-          <w:p>
-            <w:pPr>
-              <w:pStyle w:val="Normal"/>
-              <w:bidi w:val="0"/>
-              <w:jc w:val="start"/>
-              <w:rPr>
-                <w:sz w:val="20"/>
-                <w:szCs w:val="20"/>
-              </w:rPr>
-            </w:pPr>
-            <w:r>
-              <w:rPr>
-                <w:sz w:val="20"/>
-                <w:szCs w:val="20"/>
-              </w:rPr>
-              <w:t>- Solteiro(a)</w:t>
+            <w:tcW w:w="4474" w:type="dxa"/>
+            <w:tcBorders>
+              <w:start w:val="single" w:sz="4" w:space="0" w:color="000000"/>
+              <w:bottom w:val="single" w:sz="4" w:space="0" w:color="000000"/>
+              <w:end w:val="single" w:sz="4" w:space="0" w:color="000000"/>
+            </w:tcBorders>
+          </w:tcPr>
+          <w:p>
+            <w:pPr>
+              <w:pStyle w:val="Normal"/>
+              <w:bidi w:val="0"/>
+              <w:jc w:val="start"/>
+              <w:rPr>
+                <w:sz w:val="20"/>
+                <w:szCs w:val="20"/>
+              </w:rPr>
+            </w:pPr>
+            <w:r>
+              <w:rPr>
+                <w:sz w:val="20"/>
+                <w:szCs w:val="20"/>
+              </w:rPr>
+              <w:t>- SOLTEIRO(A)</w:t>
               <w:br/>
-              <w:t>- Divorciado(a)</w:t>
+              <w:t>- DIVORCIADO(A)</w:t>
               <w:br/>
-              <w:t>- Viúvo(a)</w:t>
+              <w:t>- VIUVO(A)</w:t>
               <w:br/>
-              <w:t>- Casado(a)</w:t>
-            </w:r>
-          </w:p>
-        </w:tc>
-      </w:tr>
-      <w:tr>
-        <w:trPr/>
-        <w:tc>
-          <w:tcPr>
-            <w:tcW w:w="5161" w:type="dxa"/>
+              <w:t>- CASADO(A)</w:t>
+            </w:r>
+          </w:p>
+        </w:tc>
+      </w:tr>
+      <w:tr>
+        <w:trPr/>
+        <w:tc>
+          <w:tcPr>
+            <w:tcW w:w="5100" w:type="dxa"/>
             <w:tcBorders>
               <w:start w:val="single" w:sz="4" w:space="0" w:color="000000"/>
               <w:bottom w:val="single" w:sz="4" w:space="0" w:color="000000"/>
@@ -649,7 +649,7 @@
         </w:tc>
         <w:tc>
           <w:tcPr>
-            <w:tcW w:w="4476" w:type="dxa"/>
+            <w:tcW w:w="4474" w:type="dxa"/>
             <w:tcBorders>
               <w:start w:val="single" w:sz="4" w:space="0" w:color="000000"/>
               <w:bottom w:val="single" w:sz="4" w:space="0" w:color="000000"/>
@@ -682,7 +682,7 @@
         <w:trPr/>
         <w:tc>
           <w:tcPr>
-            <w:tcW w:w="5161" w:type="dxa"/>
+            <w:tcW w:w="5100" w:type="dxa"/>
             <w:tcBorders>
               <w:start w:val="single" w:sz="4" w:space="0" w:color="000000"/>
               <w:bottom w:val="single" w:sz="4" w:space="0" w:color="000000"/>
@@ -709,7 +709,7 @@
         </w:tc>
         <w:tc>
           <w:tcPr>
-            <w:tcW w:w="4476" w:type="dxa"/>
+            <w:tcW w:w="4474" w:type="dxa"/>
             <w:tcBorders>
               <w:start w:val="single" w:sz="4" w:space="0" w:color="000000"/>
               <w:bottom w:val="single" w:sz="4" w:space="0" w:color="000000"/>
@@ -740,7 +740,7 @@
         <w:trPr/>
         <w:tc>
           <w:tcPr>
-            <w:tcW w:w="5161" w:type="dxa"/>
+            <w:tcW w:w="5100" w:type="dxa"/>
             <w:tcBorders>
               <w:start w:val="single" w:sz="4" w:space="0" w:color="000000"/>
               <w:bottom w:val="single" w:sz="4" w:space="0" w:color="000000"/>
@@ -767,7 +767,7 @@
         </w:tc>
         <w:tc>
           <w:tcPr>
-            <w:tcW w:w="4476" w:type="dxa"/>
+            <w:tcW w:w="4474" w:type="dxa"/>
             <w:tcBorders>
               <w:start w:val="single" w:sz="4" w:space="0" w:color="000000"/>
               <w:bottom w:val="single" w:sz="4" w:space="0" w:color="000000"/>
@@ -798,7 +798,7 @@
         <w:trPr/>
         <w:tc>
           <w:tcPr>
-            <w:tcW w:w="5161" w:type="dxa"/>
+            <w:tcW w:w="5100" w:type="dxa"/>
             <w:tcBorders>
               <w:start w:val="single" w:sz="4" w:space="0" w:color="000000"/>
               <w:bottom w:val="single" w:sz="4" w:space="0" w:color="000000"/>
@@ -825,7 +825,7 @@
         </w:tc>
         <w:tc>
           <w:tcPr>
-            <w:tcW w:w="4476" w:type="dxa"/>
+            <w:tcW w:w="4474" w:type="dxa"/>
             <w:tcBorders>
               <w:start w:val="single" w:sz="4" w:space="0" w:color="000000"/>
               <w:bottom w:val="single" w:sz="4" w:space="0" w:color="000000"/>
@@ -856,7 +856,157 @@
         <w:trPr/>
         <w:tc>
           <w:tcPr>
-            <w:tcW w:w="5161" w:type="dxa"/>
+            <w:tcW w:w="5100" w:type="dxa"/>
+            <w:tcBorders>
+              <w:start w:val="single" w:sz="4" w:space="0" w:color="000000"/>
+              <w:bottom w:val="single" w:sz="4" w:space="0" w:color="000000"/>
+            </w:tcBorders>
+          </w:tcPr>
+          <w:p>
+            <w:pPr>
+              <w:pStyle w:val="Normal"/>
+              <w:bidi w:val="0"/>
+              <w:jc w:val="start"/>
+              <w:rPr>
+                <w:sz w:val="20"/>
+                <w:szCs w:val="20"/>
+              </w:rPr>
+            </w:pPr>
+            <w:r>
+              <w:rPr>
+                <w:sz w:val="20"/>
+                <w:szCs w:val="20"/>
+              </w:rPr>
+              <w:t>cliente_doc_identificacao_tipo</w:t>
+            </w:r>
+          </w:p>
+        </w:tc>
+        <w:tc>
+          <w:tcPr>
+            <w:tcW w:w="4474" w:type="dxa"/>
+            <w:tcBorders>
+              <w:start w:val="single" w:sz="4" w:space="0" w:color="000000"/>
+              <w:bottom w:val="single" w:sz="4" w:space="0" w:color="000000"/>
+              <w:end w:val="single" w:sz="4" w:space="0" w:color="000000"/>
+            </w:tcBorders>
+          </w:tcPr>
+          <w:p>
+            <w:pPr>
+              <w:pStyle w:val="Normal"/>
+              <w:bidi w:val="0"/>
+              <w:jc w:val="start"/>
+              <w:rPr>
+                <w:sz w:val="20"/>
+                <w:szCs w:val="20"/>
+              </w:rPr>
+            </w:pPr>
+            <w:r>
+              <w:rPr>
+                <w:sz w:val="20"/>
+                <w:szCs w:val="20"/>
+              </w:rPr>
+              <w:t>Opcional. Informar se o cliente for pessoa jurídica. Informe o tipo de documento de identificação utilizado:</w:t>
+            </w:r>
+          </w:p>
+          <w:p>
+            <w:pPr>
+              <w:pStyle w:val="Normal"/>
+              <w:bidi w:val="0"/>
+              <w:jc w:val="start"/>
+              <w:rPr>
+                <w:sz w:val="20"/>
+                <w:szCs w:val="20"/>
+              </w:rPr>
+            </w:pPr>
+            <w:r>
+              <w:rPr>
+                <w:sz w:val="20"/>
+                <w:szCs w:val="20"/>
+              </w:rPr>
+              <w:t>- RG</w:t>
+              <w:br/>
+              <w:t>- RNE</w:t>
+            </w:r>
+          </w:p>
+          <w:p>
+            <w:pPr>
+              <w:pStyle w:val="Normal"/>
+              <w:bidi w:val="0"/>
+              <w:jc w:val="start"/>
+              <w:rPr>
+                <w:sz w:val="20"/>
+                <w:szCs w:val="20"/>
+              </w:rPr>
+            </w:pPr>
+            <w:r>
+              <w:rPr>
+                <w:sz w:val="20"/>
+                <w:szCs w:val="20"/>
+              </w:rPr>
+              <w:t>- RNM</w:t>
+            </w:r>
+          </w:p>
+          <w:p>
+            <w:pPr>
+              <w:pStyle w:val="Normal"/>
+              <w:bidi w:val="0"/>
+              <w:jc w:val="start"/>
+              <w:rPr>
+                <w:sz w:val="20"/>
+                <w:szCs w:val="20"/>
+              </w:rPr>
+            </w:pPr>
+            <w:r>
+              <w:rPr>
+                <w:sz w:val="20"/>
+                <w:szCs w:val="20"/>
+              </w:rPr>
+              <w:t>- CTPS</w:t>
+            </w:r>
+          </w:p>
+          <w:p>
+            <w:pPr>
+              <w:pStyle w:val="Normal"/>
+              <w:bidi w:val="0"/>
+              <w:jc w:val="start"/>
+              <w:rPr>
+                <w:sz w:val="20"/>
+                <w:szCs w:val="20"/>
+              </w:rPr>
+            </w:pPr>
+            <w:r>
+              <w:rPr>
+                <w:sz w:val="20"/>
+                <w:szCs w:val="20"/>
+              </w:rPr>
+              <w:t>- PASSAPORTE</w:t>
+            </w:r>
+          </w:p>
+          <w:p>
+            <w:pPr>
+              <w:pStyle w:val="Normal"/>
+              <w:bidi w:val="0"/>
+              <w:jc w:val="start"/>
+              <w:rPr>
+                <w:sz w:val="20"/>
+                <w:szCs w:val="20"/>
+              </w:rPr>
+            </w:pPr>
+            <w:r>
+              <w:rPr>
+                <w:sz w:val="20"/>
+                <w:szCs w:val="20"/>
+              </w:rPr>
+              <w:t>- CNH</w:t>
+            </w:r>
+          </w:p>
+        </w:tc>
+      </w:tr>
+      <w:tr>
+        <w:trPr/>
+        <w:tc>
+          <w:tcPr>
+            <w:tcW w:w="5100" w:type="dxa"/>
             <w:tcBorders>
               <w:start w:val="single" w:sz="4" w:space="0" w:color="000000"/>
               <w:bottom w:val="single" w:sz="4" w:space="0" w:color="000000"/>
@@ -883,7 +1033,7 @@
         </w:tc>
         <w:tc>
           <w:tcPr>
-            <w:tcW w:w="4476" w:type="dxa"/>
+            <w:tcW w:w="4474" w:type="dxa"/>
             <w:tcBorders>
               <w:start w:val="single" w:sz="4" w:space="0" w:color="000000"/>
               <w:bottom w:val="single" w:sz="4" w:space="0" w:color="000000"/>
@@ -949,7 +1099,7 @@
         <w:trPr/>
         <w:tc>
           <w:tcPr>
-            <w:tcW w:w="5161" w:type="dxa"/>
+            <w:tcW w:w="5100" w:type="dxa"/>
             <w:tcBorders>
               <w:start w:val="single" w:sz="4" w:space="0" w:color="000000"/>
               <w:bottom w:val="single" w:sz="4" w:space="0" w:color="000000"/>
@@ -976,7 +1126,7 @@
         </w:tc>
         <w:tc>
           <w:tcPr>
-            <w:tcW w:w="4476" w:type="dxa"/>
+            <w:tcW w:w="4474" w:type="dxa"/>
             <w:tcBorders>
               <w:start w:val="single" w:sz="4" w:space="0" w:color="000000"/>
               <w:bottom w:val="single" w:sz="4" w:space="0" w:color="000000"/>
@@ -1007,7 +1157,7 @@
         <w:trPr/>
         <w:tc>
           <w:tcPr>
-            <w:tcW w:w="5161" w:type="dxa"/>
+            <w:tcW w:w="5100" w:type="dxa"/>
             <w:tcBorders>
               <w:start w:val="single" w:sz="4" w:space="0" w:color="000000"/>
               <w:bottom w:val="single" w:sz="4" w:space="0" w:color="000000"/>
@@ -1034,7 +1184,7 @@
         </w:tc>
         <w:tc>
           <w:tcPr>
-            <w:tcW w:w="4476" w:type="dxa"/>
+            <w:tcW w:w="4474" w:type="dxa"/>
             <w:tcBorders>
               <w:start w:val="single" w:sz="4" w:space="0" w:color="000000"/>
               <w:bottom w:val="single" w:sz="4" w:space="0" w:color="000000"/>
@@ -1074,34 +1224,70 @@
                 <w:sz w:val="20"/>
                 <w:szCs w:val="20"/>
               </w:rPr>
-              <w:t>- Celular</w:t>
-            </w:r>
-          </w:p>
-          <w:p>
-            <w:pPr>
-              <w:pStyle w:val="Normal"/>
-              <w:bidi w:val="0"/>
-              <w:jc w:val="start"/>
-              <w:rPr>
-                <w:sz w:val="20"/>
-                <w:szCs w:val="20"/>
-              </w:rPr>
-            </w:pPr>
-            <w:r>
-              <w:rPr>
-                <w:sz w:val="20"/>
-                <w:szCs w:val="20"/>
-              </w:rPr>
-              <w:t>- Fixo</w:t>
-            </w:r>
-          </w:p>
-        </w:tc>
-      </w:tr>
-      <w:tr>
-        <w:trPr/>
-        <w:tc>
-          <w:tcPr>
-            <w:tcW w:w="5161" w:type="dxa"/>
+              <w:t>- CELULAR</w:t>
+            </w:r>
+          </w:p>
+          <w:p>
+            <w:pPr>
+              <w:pStyle w:val="Normal"/>
+              <w:bidi w:val="0"/>
+              <w:jc w:val="start"/>
+              <w:rPr>
+                <w:sz w:val="20"/>
+                <w:szCs w:val="20"/>
+              </w:rPr>
+            </w:pPr>
+            <w:r>
+              <w:rPr>
+                <w:sz w:val="20"/>
+                <w:szCs w:val="20"/>
+              </w:rPr>
+              <w:t>- FIXO</w:t>
+            </w:r>
+          </w:p>
+          <w:p>
+            <w:pPr>
+              <w:pStyle w:val="Normal"/>
+              <w:bidi w:val="0"/>
+              <w:jc w:val="start"/>
+              <w:rPr>
+                <w:sz w:val="20"/>
+                <w:szCs w:val="20"/>
+              </w:rPr>
+            </w:pPr>
+            <w:r>
+              <w:rPr>
+                <w:sz w:val="20"/>
+                <w:szCs w:val="20"/>
+              </w:rPr>
+              <w:t>- COMERCIAL</w:t>
+            </w:r>
+          </w:p>
+          <w:p>
+            <w:pPr>
+              <w:pStyle w:val="Normal"/>
+              <w:bidi w:val="0"/>
+              <w:jc w:val="start"/>
+              <w:rPr>
+                <w:sz w:val="20"/>
+                <w:szCs w:val="20"/>
+              </w:rPr>
+            </w:pPr>
+            <w:r>
+              <w:rPr>
+                <w:sz w:val="20"/>
+                <w:szCs w:val="20"/>
+              </w:rPr>
+              <w:t>-RESIDENCIAL</w:t>
+            </w:r>
+          </w:p>
+        </w:tc>
+      </w:tr>
+      <w:tr>
+        <w:trPr/>
+        <w:tc>
+          <w:tcPr>
+            <w:tcW w:w="5100" w:type="dxa"/>
             <w:tcBorders>
               <w:start w:val="single" w:sz="4" w:space="0" w:color="000000"/>
               <w:bottom w:val="single" w:sz="4" w:space="0" w:color="000000"/>
@@ -1128,7 +1314,7 @@
         </w:tc>
         <w:tc>
           <w:tcPr>
-            <w:tcW w:w="4476" w:type="dxa"/>
+            <w:tcW w:w="4474" w:type="dxa"/>
             <w:tcBorders>
               <w:start w:val="single" w:sz="4" w:space="0" w:color="000000"/>
               <w:bottom w:val="single" w:sz="4" w:space="0" w:color="000000"/>
@@ -1179,7 +1365,7 @@
         <w:trPr/>
         <w:tc>
           <w:tcPr>
-            <w:tcW w:w="5161" w:type="dxa"/>
+            <w:tcW w:w="5100" w:type="dxa"/>
             <w:tcBorders>
               <w:start w:val="single" w:sz="4" w:space="0" w:color="000000"/>
               <w:bottom w:val="single" w:sz="4" w:space="0" w:color="000000"/>
@@ -1206,52 +1392,38 @@
         </w:tc>
         <w:tc>
           <w:tcPr>
-            <w:tcW w:w="4476" w:type="dxa"/>
-            <w:tcBorders>
-              <w:start w:val="single" w:sz="4" w:space="0" w:color="000000"/>
-              <w:bottom w:val="single" w:sz="4" w:space="0" w:color="000000"/>
-              <w:end w:val="single" w:sz="4" w:space="0" w:color="000000"/>
-            </w:tcBorders>
-          </w:tcPr>
-          <w:p>
-            <w:pPr>
-              <w:pStyle w:val="Normal"/>
-              <w:bidi w:val="0"/>
-              <w:jc w:val="start"/>
-              <w:rPr>
-                <w:sz w:val="20"/>
-                <w:szCs w:val="20"/>
-              </w:rPr>
-            </w:pPr>
-            <w:r>
-              <w:rPr>
-                <w:sz w:val="20"/>
-                <w:szCs w:val="20"/>
-              </w:rPr>
-              <w:t xml:space="preserve">Obrigatório. </w:t>
-            </w:r>
-            <w:r>
-              <w:rPr>
-                <w:sz w:val="20"/>
-                <w:szCs w:val="20"/>
-              </w:rPr>
-              <w:t xml:space="preserve">Informar </w:t>
-            </w:r>
-            <w:r>
-              <w:rPr>
-                <w:sz w:val="20"/>
-                <w:szCs w:val="20"/>
-              </w:rPr>
-              <w:t>o CEP referente ao endereço do cliente para geração do boleto.</w:t>
-            </w:r>
-          </w:p>
-        </w:tc>
-      </w:tr>
-      <w:tr>
-        <w:trPr/>
-        <w:tc>
-          <w:tcPr>
-            <w:tcW w:w="5161" w:type="dxa"/>
+            <w:tcW w:w="4474" w:type="dxa"/>
+            <w:tcBorders>
+              <w:start w:val="single" w:sz="4" w:space="0" w:color="000000"/>
+              <w:bottom w:val="single" w:sz="4" w:space="0" w:color="000000"/>
+              <w:end w:val="single" w:sz="4" w:space="0" w:color="000000"/>
+            </w:tcBorders>
+          </w:tcPr>
+          <w:p>
+            <w:pPr>
+              <w:pStyle w:val="Normal"/>
+              <w:bidi w:val="0"/>
+              <w:jc w:val="start"/>
+              <w:rPr>
+                <w:sz w:val="20"/>
+                <w:szCs w:val="20"/>
+              </w:rPr>
+            </w:pPr>
+            <w:r>
+              <w:rPr>
+                <w:sz w:val="20"/>
+                <w:szCs w:val="20"/>
+              </w:rPr>
+              <w:t>Obrigatório. Informar o CEP referente ao endereço do cliente para geração do boleto.</w:t>
+            </w:r>
+          </w:p>
+        </w:tc>
+      </w:tr>
+      <w:tr>
+        <w:trPr/>
+        <w:tc>
+          <w:tcPr>
+            <w:tcW w:w="5100" w:type="dxa"/>
             <w:tcBorders>
               <w:start w:val="single" w:sz="4" w:space="0" w:color="000000"/>
               <w:bottom w:val="single" w:sz="4" w:space="0" w:color="000000"/>
@@ -1278,7 +1450,7 @@
         </w:tc>
         <w:tc>
           <w:tcPr>
-            <w:tcW w:w="4476" w:type="dxa"/>
+            <w:tcW w:w="4474" w:type="dxa"/>
             <w:tcBorders>
               <w:start w:val="single" w:sz="4" w:space="0" w:color="000000"/>
               <w:bottom w:val="single" w:sz="4" w:space="0" w:color="000000"/>
@@ -1309,7 +1481,7 @@
         <w:trPr/>
         <w:tc>
           <w:tcPr>
-            <w:tcW w:w="5161" w:type="dxa"/>
+            <w:tcW w:w="5100" w:type="dxa"/>
             <w:tcBorders>
               <w:start w:val="single" w:sz="4" w:space="0" w:color="000000"/>
               <w:bottom w:val="single" w:sz="4" w:space="0" w:color="000000"/>
@@ -1336,52 +1508,38 @@
         </w:tc>
         <w:tc>
           <w:tcPr>
-            <w:tcW w:w="4476" w:type="dxa"/>
-            <w:tcBorders>
-              <w:start w:val="single" w:sz="4" w:space="0" w:color="000000"/>
-              <w:bottom w:val="single" w:sz="4" w:space="0" w:color="000000"/>
-              <w:end w:val="single" w:sz="4" w:space="0" w:color="000000"/>
-            </w:tcBorders>
-          </w:tcPr>
-          <w:p>
-            <w:pPr>
-              <w:pStyle w:val="Normal"/>
-              <w:bidi w:val="0"/>
-              <w:jc w:val="start"/>
-              <w:rPr>
-                <w:sz w:val="20"/>
-                <w:szCs w:val="20"/>
-              </w:rPr>
-            </w:pPr>
-            <w:r>
-              <w:rPr>
-                <w:sz w:val="20"/>
-                <w:szCs w:val="20"/>
-              </w:rPr>
-              <w:t xml:space="preserve">Obrigatório. Informar o </w:t>
-            </w:r>
-            <w:r>
-              <w:rPr>
-                <w:sz w:val="20"/>
-                <w:szCs w:val="20"/>
-              </w:rPr>
-              <w:t xml:space="preserve">número do imóvel </w:t>
-            </w:r>
-            <w:r>
-              <w:rPr>
-                <w:sz w:val="20"/>
-                <w:szCs w:val="20"/>
-              </w:rPr>
-              <w:t>referente ao endereço do cliente para geração do boleto.</w:t>
-            </w:r>
-          </w:p>
-        </w:tc>
-      </w:tr>
-      <w:tr>
-        <w:trPr/>
-        <w:tc>
-          <w:tcPr>
-            <w:tcW w:w="5161" w:type="dxa"/>
+            <w:tcW w:w="4474" w:type="dxa"/>
+            <w:tcBorders>
+              <w:start w:val="single" w:sz="4" w:space="0" w:color="000000"/>
+              <w:bottom w:val="single" w:sz="4" w:space="0" w:color="000000"/>
+              <w:end w:val="single" w:sz="4" w:space="0" w:color="000000"/>
+            </w:tcBorders>
+          </w:tcPr>
+          <w:p>
+            <w:pPr>
+              <w:pStyle w:val="Normal"/>
+              <w:bidi w:val="0"/>
+              <w:jc w:val="start"/>
+              <w:rPr>
+                <w:sz w:val="20"/>
+                <w:szCs w:val="20"/>
+              </w:rPr>
+            </w:pPr>
+            <w:r>
+              <w:rPr>
+                <w:sz w:val="20"/>
+                <w:szCs w:val="20"/>
+              </w:rPr>
+              <w:t>Obrigatório. Informar o número do imóvel referente ao endereço do cliente para geração do boleto.</w:t>
+            </w:r>
+          </w:p>
+        </w:tc>
+      </w:tr>
+      <w:tr>
+        <w:trPr/>
+        <w:tc>
+          <w:tcPr>
+            <w:tcW w:w="5100" w:type="dxa"/>
             <w:tcBorders>
               <w:start w:val="single" w:sz="4" w:space="0" w:color="000000"/>
               <w:bottom w:val="single" w:sz="4" w:space="0" w:color="000000"/>
@@ -1408,7 +1566,7 @@
         </w:tc>
         <w:tc>
           <w:tcPr>
-            <w:tcW w:w="4476" w:type="dxa"/>
+            <w:tcW w:w="4474" w:type="dxa"/>
             <w:tcBorders>
               <w:start w:val="single" w:sz="4" w:space="0" w:color="000000"/>
               <w:bottom w:val="single" w:sz="4" w:space="0" w:color="000000"/>
@@ -1439,7 +1597,7 @@
         <w:trPr/>
         <w:tc>
           <w:tcPr>
-            <w:tcW w:w="5161" w:type="dxa"/>
+            <w:tcW w:w="5100" w:type="dxa"/>
             <w:tcBorders>
               <w:start w:val="single" w:sz="4" w:space="0" w:color="000000"/>
               <w:bottom w:val="single" w:sz="4" w:space="0" w:color="000000"/>
@@ -1466,52 +1624,38 @@
         </w:tc>
         <w:tc>
           <w:tcPr>
-            <w:tcW w:w="4476" w:type="dxa"/>
-            <w:tcBorders>
-              <w:start w:val="single" w:sz="4" w:space="0" w:color="000000"/>
-              <w:bottom w:val="single" w:sz="4" w:space="0" w:color="000000"/>
-              <w:end w:val="single" w:sz="4" w:space="0" w:color="000000"/>
-            </w:tcBorders>
-          </w:tcPr>
-          <w:p>
-            <w:pPr>
-              <w:pStyle w:val="Normal"/>
-              <w:bidi w:val="0"/>
-              <w:jc w:val="start"/>
-              <w:rPr>
-                <w:sz w:val="20"/>
-                <w:szCs w:val="20"/>
-              </w:rPr>
-            </w:pPr>
-            <w:r>
-              <w:rPr>
-                <w:sz w:val="20"/>
-                <w:szCs w:val="20"/>
-              </w:rPr>
-              <w:t xml:space="preserve">Obrigatório. Informar </w:t>
-            </w:r>
-            <w:r>
-              <w:rPr>
-                <w:sz w:val="20"/>
-                <w:szCs w:val="20"/>
-              </w:rPr>
-              <w:t>a cidade</w:t>
-            </w:r>
-            <w:r>
-              <w:rPr>
-                <w:sz w:val="20"/>
-                <w:szCs w:val="20"/>
-              </w:rPr>
-              <w:t xml:space="preserve"> referente ao endereço do cliente para geração do boleto.</w:t>
-            </w:r>
-          </w:p>
-        </w:tc>
-      </w:tr>
-      <w:tr>
-        <w:trPr/>
-        <w:tc>
-          <w:tcPr>
-            <w:tcW w:w="5161" w:type="dxa"/>
+            <w:tcW w:w="4474" w:type="dxa"/>
+            <w:tcBorders>
+              <w:start w:val="single" w:sz="4" w:space="0" w:color="000000"/>
+              <w:bottom w:val="single" w:sz="4" w:space="0" w:color="000000"/>
+              <w:end w:val="single" w:sz="4" w:space="0" w:color="000000"/>
+            </w:tcBorders>
+          </w:tcPr>
+          <w:p>
+            <w:pPr>
+              <w:pStyle w:val="Normal"/>
+              <w:bidi w:val="0"/>
+              <w:jc w:val="start"/>
+              <w:rPr>
+                <w:sz w:val="20"/>
+                <w:szCs w:val="20"/>
+              </w:rPr>
+            </w:pPr>
+            <w:r>
+              <w:rPr>
+                <w:sz w:val="20"/>
+                <w:szCs w:val="20"/>
+              </w:rPr>
+              <w:t>Obrigatório. Informar a cidade referente ao endereço do cliente para geração do boleto.</w:t>
+            </w:r>
+          </w:p>
+        </w:tc>
+      </w:tr>
+      <w:tr>
+        <w:trPr/>
+        <w:tc>
+          <w:tcPr>
+            <w:tcW w:w="5100" w:type="dxa"/>
             <w:tcBorders>
               <w:start w:val="single" w:sz="4" w:space="0" w:color="000000"/>
               <w:bottom w:val="single" w:sz="4" w:space="0" w:color="000000"/>
@@ -1538,7 +1682,7 @@
         </w:tc>
         <w:tc>
           <w:tcPr>
-            <w:tcW w:w="4476" w:type="dxa"/>
+            <w:tcW w:w="4474" w:type="dxa"/>
             <w:tcBorders>
               <w:start w:val="single" w:sz="4" w:space="0" w:color="000000"/>
               <w:bottom w:val="single" w:sz="4" w:space="0" w:color="000000"/>
@@ -1569,7 +1713,7 @@
         <w:trPr/>
         <w:tc>
           <w:tcPr>
-            <w:tcW w:w="5161" w:type="dxa"/>
+            <w:tcW w:w="5100" w:type="dxa"/>
             <w:tcBorders>
               <w:start w:val="single" w:sz="4" w:space="0" w:color="000000"/>
               <w:bottom w:val="single" w:sz="4" w:space="0" w:color="000000"/>
@@ -1596,7 +1740,7 @@
         </w:tc>
         <w:tc>
           <w:tcPr>
-            <w:tcW w:w="4476" w:type="dxa"/>
+            <w:tcW w:w="4474" w:type="dxa"/>
             <w:tcBorders>
               <w:start w:val="single" w:sz="4" w:space="0" w:color="000000"/>
               <w:bottom w:val="single" w:sz="4" w:space="0" w:color="000000"/>
@@ -1627,7 +1771,7 @@
         <w:trPr/>
         <w:tc>
           <w:tcPr>
-            <w:tcW w:w="5161" w:type="dxa"/>
+            <w:tcW w:w="5100" w:type="dxa"/>
             <w:tcBorders>
               <w:start w:val="single" w:sz="4" w:space="0" w:color="000000"/>
               <w:bottom w:val="single" w:sz="4" w:space="0" w:color="000000"/>
@@ -1654,7 +1798,7 @@
         </w:tc>
         <w:tc>
           <w:tcPr>
-            <w:tcW w:w="4476" w:type="dxa"/>
+            <w:tcW w:w="4474" w:type="dxa"/>
             <w:tcBorders>
               <w:start w:val="single" w:sz="4" w:space="0" w:color="000000"/>
               <w:bottom w:val="single" w:sz="4" w:space="0" w:color="000000"/>
@@ -1685,7 +1829,7 @@
         <w:trPr/>
         <w:tc>
           <w:tcPr>
-            <w:tcW w:w="5161" w:type="dxa"/>
+            <w:tcW w:w="5100" w:type="dxa"/>
             <w:tcBorders>
               <w:start w:val="single" w:sz="4" w:space="0" w:color="000000"/>
               <w:bottom w:val="single" w:sz="4" w:space="0" w:color="000000"/>
@@ -1712,7 +1856,7 @@
         </w:tc>
         <w:tc>
           <w:tcPr>
-            <w:tcW w:w="4476" w:type="dxa"/>
+            <w:tcW w:w="4474" w:type="dxa"/>
             <w:tcBorders>
               <w:start w:val="single" w:sz="4" w:space="0" w:color="000000"/>
               <w:bottom w:val="single" w:sz="4" w:space="0" w:color="000000"/>
@@ -1743,7 +1887,7 @@
         <w:trPr/>
         <w:tc>
           <w:tcPr>
-            <w:tcW w:w="5161" w:type="dxa"/>
+            <w:tcW w:w="5100" w:type="dxa"/>
             <w:tcBorders>
               <w:start w:val="single" w:sz="4" w:space="0" w:color="000000"/>
               <w:bottom w:val="single" w:sz="4" w:space="0" w:color="000000"/>
@@ -1770,7 +1914,7 @@
         </w:tc>
         <w:tc>
           <w:tcPr>
-            <w:tcW w:w="4476" w:type="dxa"/>
+            <w:tcW w:w="4474" w:type="dxa"/>
             <w:tcBorders>
               <w:start w:val="single" w:sz="4" w:space="0" w:color="000000"/>
               <w:bottom w:val="single" w:sz="4" w:space="0" w:color="000000"/>
@@ -1801,7 +1945,7 @@
         <w:trPr/>
         <w:tc>
           <w:tcPr>
-            <w:tcW w:w="5161" w:type="dxa"/>
+            <w:tcW w:w="5100" w:type="dxa"/>
             <w:tcBorders>
               <w:start w:val="single" w:sz="4" w:space="0" w:color="000000"/>
               <w:bottom w:val="single" w:sz="4" w:space="0" w:color="000000"/>
@@ -1828,7 +1972,7 @@
         </w:tc>
         <w:tc>
           <w:tcPr>
-            <w:tcW w:w="4476" w:type="dxa"/>
+            <w:tcW w:w="4474" w:type="dxa"/>
             <w:tcBorders>
               <w:start w:val="single" w:sz="4" w:space="0" w:color="000000"/>
               <w:bottom w:val="single" w:sz="4" w:space="0" w:color="000000"/>
@@ -1859,7 +2003,7 @@
         <w:trPr/>
         <w:tc>
           <w:tcPr>
-            <w:tcW w:w="5161" w:type="dxa"/>
+            <w:tcW w:w="5100" w:type="dxa"/>
             <w:tcBorders>
               <w:start w:val="single" w:sz="4" w:space="0" w:color="000000"/>
               <w:bottom w:val="single" w:sz="4" w:space="0" w:color="000000"/>
@@ -1886,7 +2030,7 @@
         </w:tc>
         <w:tc>
           <w:tcPr>
-            <w:tcW w:w="4476" w:type="dxa"/>
+            <w:tcW w:w="4474" w:type="dxa"/>
             <w:tcBorders>
               <w:start w:val="single" w:sz="4" w:space="0" w:color="000000"/>
               <w:bottom w:val="single" w:sz="4" w:space="0" w:color="000000"/>
@@ -1917,7 +2061,7 @@
         <w:trPr/>
         <w:tc>
           <w:tcPr>
-            <w:tcW w:w="5161" w:type="dxa"/>
+            <w:tcW w:w="5100" w:type="dxa"/>
             <w:tcBorders>
               <w:start w:val="single" w:sz="4" w:space="0" w:color="000000"/>
               <w:bottom w:val="single" w:sz="4" w:space="0" w:color="000000"/>
@@ -1944,7 +2088,7 @@
         </w:tc>
         <w:tc>
           <w:tcPr>
-            <w:tcW w:w="4476" w:type="dxa"/>
+            <w:tcW w:w="4474" w:type="dxa"/>
             <w:tcBorders>
               <w:start w:val="single" w:sz="4" w:space="0" w:color="000000"/>
               <w:bottom w:val="single" w:sz="4" w:space="0" w:color="000000"/>
@@ -1978,7 +2122,7 @@
         <w:trPr/>
         <w:tc>
           <w:tcPr>
-            <w:tcW w:w="5161" w:type="dxa"/>
+            <w:tcW w:w="5100" w:type="dxa"/>
             <w:tcBorders>
               <w:start w:val="single" w:sz="4" w:space="0" w:color="000000"/>
               <w:bottom w:val="single" w:sz="4" w:space="0" w:color="000000"/>
@@ -2005,7 +2149,7 @@
         </w:tc>
         <w:tc>
           <w:tcPr>
-            <w:tcW w:w="4476" w:type="dxa"/>
+            <w:tcW w:w="4474" w:type="dxa"/>
             <w:tcBorders>
               <w:start w:val="single" w:sz="4" w:space="0" w:color="000000"/>
               <w:bottom w:val="single" w:sz="4" w:space="0" w:color="000000"/>
@@ -2036,7 +2180,7 @@
         <w:trPr/>
         <w:tc>
           <w:tcPr>
-            <w:tcW w:w="5161" w:type="dxa"/>
+            <w:tcW w:w="5100" w:type="dxa"/>
             <w:tcBorders>
               <w:start w:val="single" w:sz="4" w:space="0" w:color="000000"/>
               <w:bottom w:val="single" w:sz="4" w:space="0" w:color="000000"/>
@@ -2063,7 +2207,7 @@
         </w:tc>
         <w:tc>
           <w:tcPr>
-            <w:tcW w:w="4476" w:type="dxa"/>
+            <w:tcW w:w="4474" w:type="dxa"/>
             <w:tcBorders>
               <w:start w:val="single" w:sz="4" w:space="0" w:color="000000"/>
               <w:bottom w:val="single" w:sz="4" w:space="0" w:color="000000"/>
@@ -2094,7 +2238,7 @@
         <w:trPr/>
         <w:tc>
           <w:tcPr>
-            <w:tcW w:w="5161" w:type="dxa"/>
+            <w:tcW w:w="5100" w:type="dxa"/>
             <w:tcBorders>
               <w:start w:val="single" w:sz="4" w:space="0" w:color="000000"/>
               <w:bottom w:val="single" w:sz="4" w:space="0" w:color="000000"/>
@@ -2121,7 +2265,7 @@
         </w:tc>
         <w:tc>
           <w:tcPr>
-            <w:tcW w:w="4476" w:type="dxa"/>
+            <w:tcW w:w="4474" w:type="dxa"/>
             <w:tcBorders>
               <w:start w:val="single" w:sz="4" w:space="0" w:color="000000"/>
               <w:bottom w:val="single" w:sz="4" w:space="0" w:color="000000"/>
@@ -2152,7 +2296,7 @@
         <w:trPr/>
         <w:tc>
           <w:tcPr>
-            <w:tcW w:w="5161" w:type="dxa"/>
+            <w:tcW w:w="5100" w:type="dxa"/>
             <w:tcBorders>
               <w:start w:val="single" w:sz="4" w:space="0" w:color="000000"/>
               <w:bottom w:val="single" w:sz="4" w:space="0" w:color="000000"/>
@@ -2179,7 +2323,7 @@
         </w:tc>
         <w:tc>
           <w:tcPr>
-            <w:tcW w:w="4476" w:type="dxa"/>
+            <w:tcW w:w="4474" w:type="dxa"/>
             <w:tcBorders>
               <w:start w:val="single" w:sz="4" w:space="0" w:color="000000"/>
               <w:bottom w:val="single" w:sz="4" w:space="0" w:color="000000"/>
@@ -2275,7 +2419,14 @@
                 <w:sz w:val="20"/>
                 <w:szCs w:val="20"/>
               </w:rPr>
-              <w:t>- Passaporte</w:t>
+              <w:t xml:space="preserve">- </w:t>
+            </w:r>
+            <w:r>
+              <w:rPr>
+                <w:sz w:val="20"/>
+                <w:szCs w:val="20"/>
+              </w:rPr>
+              <w:t>PASSAPORTE</w:t>
             </w:r>
           </w:p>
           <w:p>
@@ -2302,7 +2453,7 @@
         <w:trPr/>
         <w:tc>
           <w:tcPr>
-            <w:tcW w:w="5161" w:type="dxa"/>
+            <w:tcW w:w="5100" w:type="dxa"/>
             <w:tcBorders>
               <w:start w:val="single" w:sz="4" w:space="0" w:color="000000"/>
               <w:bottom w:val="single" w:sz="4" w:space="0" w:color="000000"/>
@@ -2329,7 +2480,7 @@
         </w:tc>
         <w:tc>
           <w:tcPr>
-            <w:tcW w:w="4476" w:type="dxa"/>
+            <w:tcW w:w="4474" w:type="dxa"/>
             <w:tcBorders>
               <w:start w:val="single" w:sz="4" w:space="0" w:color="000000"/>
               <w:bottom w:val="single" w:sz="4" w:space="0" w:color="000000"/>
@@ -2360,7 +2511,7 @@
         <w:trPr/>
         <w:tc>
           <w:tcPr>
-            <w:tcW w:w="5161" w:type="dxa"/>
+            <w:tcW w:w="5100" w:type="dxa"/>
             <w:tcBorders>
               <w:start w:val="single" w:sz="4" w:space="0" w:color="000000"/>
               <w:bottom w:val="single" w:sz="4" w:space="0" w:color="000000"/>
@@ -2387,7 +2538,7 @@
         </w:tc>
         <w:tc>
           <w:tcPr>
-            <w:tcW w:w="4476" w:type="dxa"/>
+            <w:tcW w:w="4474" w:type="dxa"/>
             <w:tcBorders>
               <w:start w:val="single" w:sz="4" w:space="0" w:color="000000"/>
               <w:bottom w:val="single" w:sz="4" w:space="0" w:color="000000"/>
@@ -2418,7 +2569,7 @@
         <w:trPr/>
         <w:tc>
           <w:tcPr>
-            <w:tcW w:w="5161" w:type="dxa"/>
+            <w:tcW w:w="5100" w:type="dxa"/>
             <w:tcBorders>
               <w:start w:val="single" w:sz="4" w:space="0" w:color="000000"/>
               <w:bottom w:val="single" w:sz="4" w:space="0" w:color="000000"/>
@@ -2445,7 +2596,7 @@
         </w:tc>
         <w:tc>
           <w:tcPr>
-            <w:tcW w:w="4476" w:type="dxa"/>
+            <w:tcW w:w="4474" w:type="dxa"/>
             <w:tcBorders>
               <w:start w:val="single" w:sz="4" w:space="0" w:color="000000"/>
               <w:bottom w:val="single" w:sz="4" w:space="0" w:color="000000"/>
@@ -2476,7 +2627,7 @@
         <w:trPr/>
         <w:tc>
           <w:tcPr>
-            <w:tcW w:w="5161" w:type="dxa"/>
+            <w:tcW w:w="5100" w:type="dxa"/>
             <w:tcBorders>
               <w:start w:val="single" w:sz="4" w:space="0" w:color="000000"/>
               <w:bottom w:val="single" w:sz="4" w:space="0" w:color="000000"/>
@@ -2503,7 +2654,7 @@
         </w:tc>
         <w:tc>
           <w:tcPr>
-            <w:tcW w:w="4476" w:type="dxa"/>
+            <w:tcW w:w="4474" w:type="dxa"/>
             <w:tcBorders>
               <w:start w:val="single" w:sz="4" w:space="0" w:color="000000"/>
               <w:bottom w:val="single" w:sz="4" w:space="0" w:color="000000"/>
@@ -2543,34 +2694,70 @@
                 <w:sz w:val="20"/>
                 <w:szCs w:val="20"/>
               </w:rPr>
-              <w:t>- Celular</w:t>
-            </w:r>
-          </w:p>
-          <w:p>
-            <w:pPr>
-              <w:pStyle w:val="Normal"/>
-              <w:bidi w:val="0"/>
-              <w:jc w:val="start"/>
-              <w:rPr>
-                <w:sz w:val="20"/>
-                <w:szCs w:val="20"/>
-              </w:rPr>
-            </w:pPr>
-            <w:r>
-              <w:rPr>
-                <w:sz w:val="20"/>
-                <w:szCs w:val="20"/>
-              </w:rPr>
-              <w:t>- Fixo</w:t>
-            </w:r>
-          </w:p>
-        </w:tc>
-      </w:tr>
-      <w:tr>
-        <w:trPr/>
-        <w:tc>
-          <w:tcPr>
-            <w:tcW w:w="5161" w:type="dxa"/>
+              <w:t>- CELULAR</w:t>
+            </w:r>
+          </w:p>
+          <w:p>
+            <w:pPr>
+              <w:pStyle w:val="Normal"/>
+              <w:bidi w:val="0"/>
+              <w:jc w:val="start"/>
+              <w:rPr>
+                <w:sz w:val="20"/>
+                <w:szCs w:val="20"/>
+              </w:rPr>
+            </w:pPr>
+            <w:r>
+              <w:rPr>
+                <w:sz w:val="20"/>
+                <w:szCs w:val="20"/>
+              </w:rPr>
+              <w:t>- FIXO</w:t>
+            </w:r>
+          </w:p>
+          <w:p>
+            <w:pPr>
+              <w:pStyle w:val="Normal"/>
+              <w:bidi w:val="0"/>
+              <w:jc w:val="start"/>
+              <w:rPr>
+                <w:sz w:val="20"/>
+                <w:szCs w:val="20"/>
+              </w:rPr>
+            </w:pPr>
+            <w:r>
+              <w:rPr>
+                <w:sz w:val="20"/>
+                <w:szCs w:val="20"/>
+              </w:rPr>
+              <w:t>- COMERCIAL</w:t>
+            </w:r>
+          </w:p>
+          <w:p>
+            <w:pPr>
+              <w:pStyle w:val="Normal"/>
+              <w:bidi w:val="0"/>
+              <w:jc w:val="start"/>
+              <w:rPr>
+                <w:sz w:val="20"/>
+                <w:szCs w:val="20"/>
+              </w:rPr>
+            </w:pPr>
+            <w:r>
+              <w:rPr>
+                <w:sz w:val="20"/>
+                <w:szCs w:val="20"/>
+              </w:rPr>
+              <w:t>-RESIDENCIAL</w:t>
+            </w:r>
+          </w:p>
+        </w:tc>
+      </w:tr>
+      <w:tr>
+        <w:trPr/>
+        <w:tc>
+          <w:tcPr>
+            <w:tcW w:w="5100" w:type="dxa"/>
             <w:tcBorders>
               <w:start w:val="single" w:sz="4" w:space="0" w:color="000000"/>
               <w:bottom w:val="single" w:sz="4" w:space="0" w:color="000000"/>
@@ -2597,7 +2784,7 @@
         </w:tc>
         <w:tc>
           <w:tcPr>
-            <w:tcW w:w="4476" w:type="dxa"/>
+            <w:tcW w:w="4474" w:type="dxa"/>
             <w:tcBorders>
               <w:start w:val="single" w:sz="4" w:space="0" w:color="000000"/>
               <w:bottom w:val="single" w:sz="4" w:space="0" w:color="000000"/>
@@ -2628,7 +2815,7 @@
         <w:trPr/>
         <w:tc>
           <w:tcPr>
-            <w:tcW w:w="5161" w:type="dxa"/>
+            <w:tcW w:w="5100" w:type="dxa"/>
             <w:tcBorders>
               <w:start w:val="single" w:sz="4" w:space="0" w:color="000000"/>
               <w:bottom w:val="single" w:sz="4" w:space="0" w:color="000000"/>
@@ -2655,7 +2842,7 @@
         </w:tc>
         <w:tc>
           <w:tcPr>
-            <w:tcW w:w="4476" w:type="dxa"/>
+            <w:tcW w:w="4474" w:type="dxa"/>
             <w:tcBorders>
               <w:start w:val="single" w:sz="4" w:space="0" w:color="000000"/>
               <w:bottom w:val="single" w:sz="4" w:space="0" w:color="000000"/>
@@ -2692,7 +2879,7 @@
         <w:trPr/>
         <w:tc>
           <w:tcPr>
-            <w:tcW w:w="5161" w:type="dxa"/>
+            <w:tcW w:w="5100" w:type="dxa"/>
             <w:tcBorders>
               <w:start w:val="single" w:sz="4" w:space="0" w:color="000000"/>
               <w:bottom w:val="single" w:sz="4" w:space="0" w:color="000000"/>
@@ -2719,74 +2906,74 @@
         </w:tc>
         <w:tc>
           <w:tcPr>
-            <w:tcW w:w="4476" w:type="dxa"/>
-            <w:tcBorders>
-              <w:start w:val="single" w:sz="4" w:space="0" w:color="000000"/>
-              <w:bottom w:val="single" w:sz="4" w:space="0" w:color="000000"/>
-              <w:end w:val="single" w:sz="4" w:space="0" w:color="000000"/>
-            </w:tcBorders>
-          </w:tcPr>
-          <w:p>
-            <w:pPr>
-              <w:pStyle w:val="Normal"/>
-              <w:bidi w:val="0"/>
-              <w:jc w:val="start"/>
-              <w:rPr>
-                <w:sz w:val="20"/>
-                <w:szCs w:val="20"/>
-              </w:rPr>
-            </w:pPr>
-            <w:r>
-              <w:rPr>
-                <w:sz w:val="20"/>
-                <w:szCs w:val="20"/>
-              </w:rPr>
-              <w:t>- Separação total de bens</w:t>
-            </w:r>
-          </w:p>
-          <w:p>
-            <w:pPr>
-              <w:pStyle w:val="Normal"/>
-              <w:bidi w:val="0"/>
-              <w:jc w:val="start"/>
-              <w:rPr>
-                <w:sz w:val="20"/>
-                <w:szCs w:val="20"/>
-              </w:rPr>
-            </w:pPr>
-            <w:r>
-              <w:rPr>
-                <w:sz w:val="20"/>
-                <w:szCs w:val="20"/>
-              </w:rPr>
-              <w:t>- Comunhão parcial de bens</w:t>
-            </w:r>
-          </w:p>
-          <w:p>
-            <w:pPr>
-              <w:pStyle w:val="Normal"/>
-              <w:bidi w:val="0"/>
-              <w:jc w:val="start"/>
-              <w:rPr>
-                <w:sz w:val="20"/>
-                <w:szCs w:val="20"/>
-              </w:rPr>
-            </w:pPr>
-            <w:r>
-              <w:rPr>
-                <w:sz w:val="20"/>
-                <w:szCs w:val="20"/>
-              </w:rPr>
-              <w:t>- Comunhão universal de bens</w:t>
-            </w:r>
-          </w:p>
-        </w:tc>
-      </w:tr>
-      <w:tr>
-        <w:trPr/>
-        <w:tc>
-          <w:tcPr>
-            <w:tcW w:w="5161" w:type="dxa"/>
+            <w:tcW w:w="4474" w:type="dxa"/>
+            <w:tcBorders>
+              <w:start w:val="single" w:sz="4" w:space="0" w:color="000000"/>
+              <w:bottom w:val="single" w:sz="4" w:space="0" w:color="000000"/>
+              <w:end w:val="single" w:sz="4" w:space="0" w:color="000000"/>
+            </w:tcBorders>
+          </w:tcPr>
+          <w:p>
+            <w:pPr>
+              <w:pStyle w:val="Normal"/>
+              <w:bidi w:val="0"/>
+              <w:jc w:val="start"/>
+              <w:rPr>
+                <w:sz w:val="20"/>
+                <w:szCs w:val="20"/>
+              </w:rPr>
+            </w:pPr>
+            <w:r>
+              <w:rPr>
+                <w:sz w:val="20"/>
+                <w:szCs w:val="20"/>
+              </w:rPr>
+              <w:t>- SEPARACAO TOTAL DE BENS</w:t>
+            </w:r>
+          </w:p>
+          <w:p>
+            <w:pPr>
+              <w:pStyle w:val="Normal"/>
+              <w:bidi w:val="0"/>
+              <w:jc w:val="start"/>
+              <w:rPr>
+                <w:sz w:val="20"/>
+                <w:szCs w:val="20"/>
+              </w:rPr>
+            </w:pPr>
+            <w:r>
+              <w:rPr>
+                <w:sz w:val="20"/>
+                <w:szCs w:val="20"/>
+              </w:rPr>
+              <w:t>- COMUNHAO PARCIAL DE BENS</w:t>
+            </w:r>
+          </w:p>
+          <w:p>
+            <w:pPr>
+              <w:pStyle w:val="Normal"/>
+              <w:bidi w:val="0"/>
+              <w:jc w:val="start"/>
+              <w:rPr>
+                <w:sz w:val="20"/>
+                <w:szCs w:val="20"/>
+              </w:rPr>
+            </w:pPr>
+            <w:r>
+              <w:rPr>
+                <w:sz w:val="20"/>
+                <w:szCs w:val="20"/>
+              </w:rPr>
+              <w:t>- COMUNHAO UNIVERSAL DE BENS</w:t>
+            </w:r>
+          </w:p>
+        </w:tc>
+      </w:tr>
+      <w:tr>
+        <w:trPr/>
+        <w:tc>
+          <w:tcPr>
+            <w:tcW w:w="5100" w:type="dxa"/>
             <w:tcBorders>
               <w:start w:val="single" w:sz="4" w:space="0" w:color="000000"/>
               <w:bottom w:val="single" w:sz="4" w:space="0" w:color="000000"/>
@@ -2813,7 +3000,7 @@
         </w:tc>
         <w:tc>
           <w:tcPr>
-            <w:tcW w:w="4476" w:type="dxa"/>
+            <w:tcW w:w="4474" w:type="dxa"/>
             <w:tcBorders>
               <w:start w:val="single" w:sz="4" w:space="0" w:color="000000"/>
               <w:bottom w:val="single" w:sz="4" w:space="0" w:color="000000"/>
@@ -2844,7 +3031,7 @@
         <w:trPr/>
         <w:tc>
           <w:tcPr>
-            <w:tcW w:w="5161" w:type="dxa"/>
+            <w:tcW w:w="5100" w:type="dxa"/>
             <w:tcBorders>
               <w:start w:val="single" w:sz="4" w:space="0" w:color="000000"/>
               <w:bottom w:val="single" w:sz="4" w:space="0" w:color="000000"/>
@@ -2871,7 +3058,7 @@
         </w:tc>
         <w:tc>
           <w:tcPr>
-            <w:tcW w:w="4476" w:type="dxa"/>
+            <w:tcW w:w="4474" w:type="dxa"/>
             <w:tcBorders>
               <w:start w:val="single" w:sz="4" w:space="0" w:color="000000"/>
               <w:bottom w:val="single" w:sz="4" w:space="0" w:color="000000"/>
@@ -2902,7 +3089,7 @@
         <w:trPr/>
         <w:tc>
           <w:tcPr>
-            <w:tcW w:w="5161" w:type="dxa"/>
+            <w:tcW w:w="5100" w:type="dxa"/>
             <w:tcBorders>
               <w:start w:val="single" w:sz="4" w:space="0" w:color="000000"/>
               <w:bottom w:val="single" w:sz="4" w:space="0" w:color="000000"/>
@@ -2929,7 +3116,7 @@
         </w:tc>
         <w:tc>
           <w:tcPr>
-            <w:tcW w:w="4476" w:type="dxa"/>
+            <w:tcW w:w="4474" w:type="dxa"/>
             <w:tcBorders>
               <w:start w:val="single" w:sz="4" w:space="0" w:color="000000"/>
               <w:bottom w:val="single" w:sz="4" w:space="0" w:color="000000"/>
@@ -2960,7 +3147,7 @@
         <w:trPr/>
         <w:tc>
           <w:tcPr>
-            <w:tcW w:w="5161" w:type="dxa"/>
+            <w:tcW w:w="5100" w:type="dxa"/>
             <w:tcBorders>
               <w:start w:val="single" w:sz="4" w:space="0" w:color="000000"/>
               <w:bottom w:val="single" w:sz="4" w:space="0" w:color="000000"/>
@@ -2987,7 +3174,7 @@
         </w:tc>
         <w:tc>
           <w:tcPr>
-            <w:tcW w:w="4476" w:type="dxa"/>
+            <w:tcW w:w="4474" w:type="dxa"/>
             <w:tcBorders>
               <w:start w:val="single" w:sz="4" w:space="0" w:color="000000"/>
               <w:bottom w:val="single" w:sz="4" w:space="0" w:color="000000"/>
@@ -3018,7 +3205,7 @@
         <w:trPr/>
         <w:tc>
           <w:tcPr>
-            <w:tcW w:w="5161" w:type="dxa"/>
+            <w:tcW w:w="5100" w:type="dxa"/>
             <w:tcBorders>
               <w:start w:val="single" w:sz="4" w:space="0" w:color="000000"/>
               <w:bottom w:val="single" w:sz="4" w:space="0" w:color="000000"/>
@@ -3045,7 +3232,7 @@
         </w:tc>
         <w:tc>
           <w:tcPr>
-            <w:tcW w:w="4476" w:type="dxa"/>
+            <w:tcW w:w="4474" w:type="dxa"/>
             <w:tcBorders>
               <w:start w:val="single" w:sz="4" w:space="0" w:color="000000"/>
               <w:bottom w:val="single" w:sz="4" w:space="0" w:color="000000"/>
@@ -3076,7 +3263,7 @@
         <w:trPr/>
         <w:tc>
           <w:tcPr>
-            <w:tcW w:w="5161" w:type="dxa"/>
+            <w:tcW w:w="5100" w:type="dxa"/>
             <w:tcBorders>
               <w:start w:val="single" w:sz="4" w:space="0" w:color="000000"/>
               <w:bottom w:val="single" w:sz="4" w:space="0" w:color="000000"/>
@@ -3103,7 +3290,7 @@
         </w:tc>
         <w:tc>
           <w:tcPr>
-            <w:tcW w:w="4476" w:type="dxa"/>
+            <w:tcW w:w="4474" w:type="dxa"/>
             <w:tcBorders>
               <w:start w:val="single" w:sz="4" w:space="0" w:color="000000"/>
               <w:bottom w:val="single" w:sz="4" w:space="0" w:color="000000"/>
@@ -3136,7 +3323,7 @@
         </w:trPr>
         <w:tc>
           <w:tcPr>
-            <w:tcW w:w="5161" w:type="dxa"/>
+            <w:tcW w:w="5100" w:type="dxa"/>
             <w:tcBorders>
               <w:start w:val="single" w:sz="4" w:space="0" w:color="000000"/>
               <w:bottom w:val="single" w:sz="4" w:space="0" w:color="000000"/>
@@ -3163,7 +3350,7 @@
         </w:tc>
         <w:tc>
           <w:tcPr>
-            <w:tcW w:w="4476" w:type="dxa"/>
+            <w:tcW w:w="4474" w:type="dxa"/>
             <w:tcBorders>
               <w:start w:val="single" w:sz="4" w:space="0" w:color="000000"/>
               <w:bottom w:val="single" w:sz="4" w:space="0" w:color="000000"/>
@@ -3194,7 +3381,7 @@
         <w:trPr/>
         <w:tc>
           <w:tcPr>
-            <w:tcW w:w="5161" w:type="dxa"/>
+            <w:tcW w:w="5100" w:type="dxa"/>
             <w:tcBorders>
               <w:start w:val="single" w:sz="4" w:space="0" w:color="000000"/>
               <w:bottom w:val="single" w:sz="4" w:space="0" w:color="000000"/>
@@ -3221,7 +3408,7 @@
         </w:tc>
         <w:tc>
           <w:tcPr>
-            <w:tcW w:w="4476" w:type="dxa"/>
+            <w:tcW w:w="4474" w:type="dxa"/>
             <w:tcBorders>
               <w:start w:val="single" w:sz="4" w:space="0" w:color="000000"/>
               <w:bottom w:val="single" w:sz="4" w:space="0" w:color="000000"/>
@@ -3252,7 +3439,7 @@
         <w:trPr/>
         <w:tc>
           <w:tcPr>
-            <w:tcW w:w="5161" w:type="dxa"/>
+            <w:tcW w:w="5100" w:type="dxa"/>
             <w:tcBorders>
               <w:start w:val="single" w:sz="4" w:space="0" w:color="000000"/>
               <w:bottom w:val="single" w:sz="4" w:space="0" w:color="000000"/>
@@ -3279,7 +3466,7 @@
         </w:tc>
         <w:tc>
           <w:tcPr>
-            <w:tcW w:w="4476" w:type="dxa"/>
+            <w:tcW w:w="4474" w:type="dxa"/>
             <w:tcBorders>
               <w:start w:val="single" w:sz="4" w:space="0" w:color="000000"/>
               <w:bottom w:val="single" w:sz="4" w:space="0" w:color="000000"/>
@@ -3363,7 +3550,7 @@
         <w:trPr/>
         <w:tc>
           <w:tcPr>
-            <w:tcW w:w="5161" w:type="dxa"/>
+            <w:tcW w:w="5100" w:type="dxa"/>
             <w:tcBorders>
               <w:start w:val="single" w:sz="4" w:space="0" w:color="000000"/>
               <w:bottom w:val="single" w:sz="4" w:space="0" w:color="000000"/>
@@ -3390,7 +3577,7 @@
         </w:tc>
         <w:tc>
           <w:tcPr>
-            <w:tcW w:w="4476" w:type="dxa"/>
+            <w:tcW w:w="4474" w:type="dxa"/>
             <w:tcBorders>
               <w:start w:val="single" w:sz="4" w:space="0" w:color="000000"/>
               <w:bottom w:val="single" w:sz="4" w:space="0" w:color="000000"/>
@@ -3421,7 +3608,7 @@
         <w:trPr/>
         <w:tc>
           <w:tcPr>
-            <w:tcW w:w="5161" w:type="dxa"/>
+            <w:tcW w:w="5100" w:type="dxa"/>
             <w:tcBorders>
               <w:start w:val="single" w:sz="4" w:space="0" w:color="000000"/>
               <w:bottom w:val="single" w:sz="4" w:space="0" w:color="000000"/>
@@ -3448,7 +3635,7 @@
         </w:tc>
         <w:tc>
           <w:tcPr>
-            <w:tcW w:w="4476" w:type="dxa"/>
+            <w:tcW w:w="4474" w:type="dxa"/>
             <w:tcBorders>
               <w:start w:val="single" w:sz="4" w:space="0" w:color="000000"/>
               <w:bottom w:val="single" w:sz="4" w:space="0" w:color="000000"/>
@@ -3479,7 +3666,7 @@
         <w:trPr/>
         <w:tc>
           <w:tcPr>
-            <w:tcW w:w="5161" w:type="dxa"/>
+            <w:tcW w:w="5100" w:type="dxa"/>
             <w:tcBorders>
               <w:start w:val="single" w:sz="4" w:space="0" w:color="000000"/>
               <w:bottom w:val="single" w:sz="4" w:space="0" w:color="000000"/>
@@ -3506,7 +3693,7 @@
         </w:tc>
         <w:tc>
           <w:tcPr>
-            <w:tcW w:w="4476" w:type="dxa"/>
+            <w:tcW w:w="4474" w:type="dxa"/>
             <w:tcBorders>
               <w:start w:val="single" w:sz="4" w:space="0" w:color="000000"/>
               <w:bottom w:val="single" w:sz="4" w:space="0" w:color="000000"/>
@@ -3537,7 +3724,7 @@
         <w:trPr/>
         <w:tc>
           <w:tcPr>
-            <w:tcW w:w="5161" w:type="dxa"/>
+            <w:tcW w:w="5100" w:type="dxa"/>
             <w:tcBorders>
               <w:start w:val="single" w:sz="4" w:space="0" w:color="000000"/>
               <w:bottom w:val="single" w:sz="4" w:space="0" w:color="000000"/>
@@ -3564,7 +3751,7 @@
         </w:tc>
         <w:tc>
           <w:tcPr>
-            <w:tcW w:w="4476" w:type="dxa"/>
+            <w:tcW w:w="4474" w:type="dxa"/>
             <w:tcBorders>
               <w:start w:val="single" w:sz="4" w:space="0" w:color="000000"/>
               <w:bottom w:val="single" w:sz="4" w:space="0" w:color="000000"/>
@@ -3597,7 +3784,7 @@
         <w:trPr/>
         <w:tc>
           <w:tcPr>
-            <w:tcW w:w="5161" w:type="dxa"/>
+            <w:tcW w:w="5100" w:type="dxa"/>
             <w:tcBorders>
               <w:start w:val="single" w:sz="4" w:space="0" w:color="000000"/>
               <w:bottom w:val="single" w:sz="4" w:space="0" w:color="000000"/>
@@ -3624,7 +3811,7 @@
         </w:tc>
         <w:tc>
           <w:tcPr>
-            <w:tcW w:w="4476" w:type="dxa"/>
+            <w:tcW w:w="4474" w:type="dxa"/>
             <w:tcBorders>
               <w:start w:val="single" w:sz="4" w:space="0" w:color="000000"/>
               <w:bottom w:val="single" w:sz="4" w:space="0" w:color="000000"/>
@@ -3655,7 +3842,7 @@
         <w:trPr/>
         <w:tc>
           <w:tcPr>
-            <w:tcW w:w="5161" w:type="dxa"/>
+            <w:tcW w:w="5100" w:type="dxa"/>
             <w:tcBorders>
               <w:start w:val="single" w:sz="4" w:space="0" w:color="000000"/>
               <w:bottom w:val="single" w:sz="4" w:space="0" w:color="000000"/>
@@ -3682,7 +3869,7 @@
         </w:tc>
         <w:tc>
           <w:tcPr>
-            <w:tcW w:w="4476" w:type="dxa"/>
+            <w:tcW w:w="4474" w:type="dxa"/>
             <w:tcBorders>
               <w:start w:val="single" w:sz="4" w:space="0" w:color="000000"/>
               <w:bottom w:val="single" w:sz="4" w:space="0" w:color="000000"/>
@@ -3713,7 +3900,7 @@
         <w:trPr/>
         <w:tc>
           <w:tcPr>
-            <w:tcW w:w="5161" w:type="dxa"/>
+            <w:tcW w:w="5100" w:type="dxa"/>
             <w:tcBorders>
               <w:start w:val="single" w:sz="4" w:space="0" w:color="000000"/>
               <w:bottom w:val="single" w:sz="4" w:space="0" w:color="000000"/>
@@ -3740,50 +3927,29 @@
         </w:tc>
         <w:tc>
           <w:tcPr>
-            <w:tcW w:w="4476" w:type="dxa"/>
-            <w:tcBorders>
-              <w:start w:val="single" w:sz="4" w:space="0" w:color="000000"/>
-              <w:bottom w:val="single" w:sz="4" w:space="0" w:color="000000"/>
-              <w:end w:val="single" w:sz="4" w:space="0" w:color="000000"/>
-            </w:tcBorders>
-          </w:tcPr>
-          <w:p>
-            <w:pPr>
-              <w:pStyle w:val="Normal"/>
-              <w:bidi w:val="0"/>
-              <w:jc w:val="start"/>
-              <w:rPr>
-                <w:sz w:val="20"/>
-                <w:szCs w:val="20"/>
-              </w:rPr>
-            </w:pPr>
-            <w:r>
-              <w:rPr>
-                <w:sz w:val="20"/>
-                <w:szCs w:val="20"/>
-              </w:rPr>
-              <w:t xml:space="preserve">Opcional. Informar se o cliente for pessoa jurídica. </w:t>
-            </w:r>
-            <w:r>
-              <w:rPr>
-                <w:sz w:val="20"/>
-                <w:szCs w:val="20"/>
-              </w:rPr>
-              <w:t xml:space="preserve">Utilizar </w:t>
-            </w:r>
-            <w:r>
-              <w:rPr>
-                <w:sz w:val="20"/>
-                <w:szCs w:val="20"/>
-              </w:rPr>
-              <w:t xml:space="preserve">o padrão a seguir: BA, </w:t>
-            </w:r>
-            <w:r>
-              <w:rPr>
-                <w:sz w:val="20"/>
-                <w:szCs w:val="20"/>
-              </w:rPr>
-              <w:t>ES, SP, etc.</w:t>
+            <w:tcW w:w="4474" w:type="dxa"/>
+            <w:tcBorders>
+              <w:start w:val="single" w:sz="4" w:space="0" w:color="000000"/>
+              <w:bottom w:val="single" w:sz="4" w:space="0" w:color="000000"/>
+              <w:end w:val="single" w:sz="4" w:space="0" w:color="000000"/>
+            </w:tcBorders>
+          </w:tcPr>
+          <w:p>
+            <w:pPr>
+              <w:pStyle w:val="Normal"/>
+              <w:bidi w:val="0"/>
+              <w:jc w:val="start"/>
+              <w:rPr>
+                <w:sz w:val="20"/>
+                <w:szCs w:val="20"/>
+              </w:rPr>
+            </w:pPr>
+            <w:r>
+              <w:rPr>
+                <w:sz w:val="20"/>
+                <w:szCs w:val="20"/>
+              </w:rPr>
+              <w:t>Opcional. Informar se o cliente for pessoa jurídica. Utilizar o padrão a seguir: BA, ES, SP, etc.</w:t>
             </w:r>
           </w:p>
           <w:p>
@@ -3827,7 +3993,7 @@
         <w:trPr/>
         <w:tc>
           <w:tcPr>
-            <w:tcW w:w="5161" w:type="dxa"/>
+            <w:tcW w:w="5100" w:type="dxa"/>
             <w:tcBorders>
               <w:start w:val="single" w:sz="4" w:space="0" w:color="000000"/>
               <w:bottom w:val="single" w:sz="4" w:space="0" w:color="000000"/>
@@ -3854,7 +4020,7 @@
         </w:tc>
         <w:tc>
           <w:tcPr>
-            <w:tcW w:w="4476" w:type="dxa"/>
+            <w:tcW w:w="4474" w:type="dxa"/>
             <w:tcBorders>
               <w:start w:val="single" w:sz="4" w:space="0" w:color="000000"/>
               <w:bottom w:val="single" w:sz="4" w:space="0" w:color="000000"/>
@@ -3885,7 +4051,7 @@
         <w:trPr/>
         <w:tc>
           <w:tcPr>
-            <w:tcW w:w="5161" w:type="dxa"/>
+            <w:tcW w:w="5100" w:type="dxa"/>
             <w:tcBorders>
               <w:start w:val="single" w:sz="4" w:space="0" w:color="000000"/>
               <w:bottom w:val="single" w:sz="4" w:space="0" w:color="000000"/>
@@ -3912,7 +4078,7 @@
         </w:tc>
         <w:tc>
           <w:tcPr>
-            <w:tcW w:w="4476" w:type="dxa"/>
+            <w:tcW w:w="4474" w:type="dxa"/>
             <w:tcBorders>
               <w:start w:val="single" w:sz="4" w:space="0" w:color="000000"/>
               <w:bottom w:val="single" w:sz="4" w:space="0" w:color="000000"/>
@@ -4008,7 +4174,14 @@
                 <w:sz w:val="20"/>
                 <w:szCs w:val="20"/>
               </w:rPr>
-              <w:t>- Passaporte</w:t>
+              <w:t xml:space="preserve">- </w:t>
+            </w:r>
+            <w:r>
+              <w:rPr>
+                <w:sz w:val="20"/>
+                <w:szCs w:val="20"/>
+              </w:rPr>
+              <w:t>PASSAPORTE</w:t>
             </w:r>
           </w:p>
           <w:p>
@@ -4035,7 +4208,7 @@
         <w:trPr/>
         <w:tc>
           <w:tcPr>
-            <w:tcW w:w="5161" w:type="dxa"/>
+            <w:tcW w:w="5100" w:type="dxa"/>
             <w:tcBorders>
               <w:start w:val="single" w:sz="4" w:space="0" w:color="000000"/>
               <w:bottom w:val="single" w:sz="4" w:space="0" w:color="000000"/>
@@ -4062,7 +4235,7 @@
         </w:tc>
         <w:tc>
           <w:tcPr>
-            <w:tcW w:w="4476" w:type="dxa"/>
+            <w:tcW w:w="4474" w:type="dxa"/>
             <w:tcBorders>
               <w:start w:val="single" w:sz="4" w:space="0" w:color="000000"/>
               <w:bottom w:val="single" w:sz="4" w:space="0" w:color="000000"/>
@@ -4093,7 +4266,7 @@
         <w:trPr/>
         <w:tc>
           <w:tcPr>
-            <w:tcW w:w="5161" w:type="dxa"/>
+            <w:tcW w:w="5100" w:type="dxa"/>
             <w:tcBorders>
               <w:start w:val="single" w:sz="4" w:space="0" w:color="000000"/>
               <w:bottom w:val="single" w:sz="4" w:space="0" w:color="000000"/>
@@ -4120,59 +4293,38 @@
         </w:tc>
         <w:tc>
           <w:tcPr>
-            <w:tcW w:w="4476" w:type="dxa"/>
-            <w:tcBorders>
-              <w:start w:val="single" w:sz="4" w:space="0" w:color="000000"/>
-              <w:bottom w:val="single" w:sz="4" w:space="0" w:color="000000"/>
-              <w:end w:val="single" w:sz="4" w:space="0" w:color="000000"/>
-            </w:tcBorders>
-          </w:tcPr>
-          <w:p>
-            <w:pPr>
-              <w:pStyle w:val="Normal"/>
-              <w:bidi w:val="0"/>
-              <w:jc w:val="start"/>
-              <w:rPr>
-                <w:sz w:val="20"/>
-                <w:szCs w:val="20"/>
-              </w:rPr>
-            </w:pPr>
-            <w:r>
-              <w:rPr>
-                <w:sz w:val="20"/>
-                <w:szCs w:val="20"/>
-              </w:rPr>
-              <w:t xml:space="preserve">Opcional. Informar se o cliente for pessoa jurídica. Informar se o cliente for pessoa jurídica. </w:t>
-            </w:r>
-            <w:r>
-              <w:rPr>
-                <w:sz w:val="20"/>
-                <w:szCs w:val="20"/>
-              </w:rPr>
-              <w:t xml:space="preserve">Utilizar </w:t>
-            </w:r>
-            <w:r>
-              <w:rPr>
-                <w:sz w:val="20"/>
-                <w:szCs w:val="20"/>
-              </w:rPr>
-              <w:t xml:space="preserve">o padrão a seguir: BA, </w:t>
-            </w:r>
-            <w:r>
-              <w:rPr>
-                <w:sz w:val="20"/>
-                <w:szCs w:val="20"/>
-              </w:rPr>
-              <w:t>ES, SP, etc.</w:t>
-            </w:r>
-          </w:p>
-        </w:tc>
-      </w:tr>
-      <w:tr>
-        <w:trPr/>
-        <w:tc>
-          <w:tcPr>
-            <w:tcW w:w="5161" w:type="dxa"/>
+            <w:tcW w:w="4474" w:type="dxa"/>
+            <w:tcBorders>
+              <w:start w:val="single" w:sz="4" w:space="0" w:color="000000"/>
+              <w:bottom w:val="single" w:sz="4" w:space="0" w:color="000000"/>
+              <w:end w:val="single" w:sz="4" w:space="0" w:color="000000"/>
+            </w:tcBorders>
+          </w:tcPr>
+          <w:p>
+            <w:pPr>
+              <w:pStyle w:val="Normal"/>
+              <w:bidi w:val="0"/>
+              <w:jc w:val="start"/>
+              <w:rPr>
+                <w:sz w:val="20"/>
+                <w:szCs w:val="20"/>
+              </w:rPr>
+            </w:pPr>
+            <w:r>
+              <w:rPr>
+                <w:sz w:val="20"/>
+                <w:szCs w:val="20"/>
+              </w:rPr>
+              <w:t>Opcional. Informar se o cliente for pessoa jurídica. Informar se o cliente for pessoa jurídica. Utilizar o padrão a seguir: BA, ES, SP, etc.</w:t>
+            </w:r>
+          </w:p>
+        </w:tc>
+      </w:tr>
+      <w:tr>
+        <w:trPr/>
+        <w:tc>
+          <w:tcPr>
+            <w:tcW w:w="5100" w:type="dxa"/>
             <w:tcBorders>
               <w:start w:val="single" w:sz="4" w:space="0" w:color="000000"/>
               <w:bottom w:val="single" w:sz="4" w:space="0" w:color="000000"/>
@@ -4199,7 +4351,7 @@
         </w:tc>
         <w:tc>
           <w:tcPr>
-            <w:tcW w:w="4476" w:type="dxa"/>
+            <w:tcW w:w="4474" w:type="dxa"/>
             <w:tcBorders>
               <w:start w:val="single" w:sz="4" w:space="0" w:color="000000"/>
               <w:bottom w:val="single" w:sz="4" w:space="0" w:color="000000"/>
@@ -4230,7 +4382,7 @@
         <w:trPr/>
         <w:tc>
           <w:tcPr>
-            <w:tcW w:w="5161" w:type="dxa"/>
+            <w:tcW w:w="5100" w:type="dxa"/>
             <w:tcBorders>
               <w:start w:val="single" w:sz="4" w:space="0" w:color="000000"/>
               <w:bottom w:val="single" w:sz="4" w:space="0" w:color="000000"/>
@@ -4257,81 +4409,110 @@
         </w:tc>
         <w:tc>
           <w:tcPr>
-            <w:tcW w:w="4476" w:type="dxa"/>
-            <w:tcBorders>
-              <w:start w:val="single" w:sz="4" w:space="0" w:color="000000"/>
-              <w:bottom w:val="single" w:sz="4" w:space="0" w:color="000000"/>
-              <w:end w:val="single" w:sz="4" w:space="0" w:color="000000"/>
-            </w:tcBorders>
-          </w:tcPr>
-          <w:p>
-            <w:pPr>
-              <w:pStyle w:val="Normal"/>
-              <w:bidi w:val="0"/>
-              <w:jc w:val="start"/>
-              <w:rPr>
-                <w:sz w:val="20"/>
-                <w:szCs w:val="20"/>
-              </w:rPr>
-            </w:pPr>
-            <w:r>
-              <w:rPr>
-                <w:sz w:val="20"/>
-                <w:szCs w:val="20"/>
-              </w:rPr>
-              <w:t xml:space="preserve">Opcional. Informar se o cliente for pessoa jurídica. </w:t>
-            </w:r>
-            <w:r>
-              <w:rPr>
-                <w:sz w:val="20"/>
-                <w:szCs w:val="20"/>
-              </w:rPr>
-              <w:t>Informar o tipo do telefone:</w:t>
-            </w:r>
-          </w:p>
-          <w:p>
-            <w:pPr>
-              <w:pStyle w:val="Normal"/>
-              <w:bidi w:val="0"/>
-              <w:jc w:val="start"/>
-              <w:rPr>
-                <w:sz w:val="20"/>
-                <w:szCs w:val="20"/>
-              </w:rPr>
-            </w:pPr>
-            <w:r>
-              <w:rPr>
-                <w:sz w:val="20"/>
-                <w:szCs w:val="20"/>
-              </w:rPr>
-              <w:t>- Celular</w:t>
-            </w:r>
-          </w:p>
-          <w:p>
-            <w:pPr>
-              <w:pStyle w:val="Normal"/>
-              <w:bidi w:val="0"/>
-              <w:jc w:val="start"/>
-              <w:rPr>
-                <w:sz w:val="20"/>
-                <w:szCs w:val="20"/>
-              </w:rPr>
-            </w:pPr>
-            <w:r>
-              <w:rPr>
-                <w:sz w:val="20"/>
-                <w:szCs w:val="20"/>
-              </w:rPr>
-              <w:t>- Fixo</w:t>
-            </w:r>
-          </w:p>
-        </w:tc>
-      </w:tr>
-      <w:tr>
-        <w:trPr/>
-        <w:tc>
-          <w:tcPr>
-            <w:tcW w:w="5161" w:type="dxa"/>
+            <w:tcW w:w="4474" w:type="dxa"/>
+            <w:tcBorders>
+              <w:start w:val="single" w:sz="4" w:space="0" w:color="000000"/>
+              <w:bottom w:val="single" w:sz="4" w:space="0" w:color="000000"/>
+              <w:end w:val="single" w:sz="4" w:space="0" w:color="000000"/>
+            </w:tcBorders>
+          </w:tcPr>
+          <w:p>
+            <w:pPr>
+              <w:pStyle w:val="Normal"/>
+              <w:bidi w:val="0"/>
+              <w:jc w:val="start"/>
+              <w:rPr>
+                <w:sz w:val="20"/>
+                <w:szCs w:val="20"/>
+              </w:rPr>
+            </w:pPr>
+            <w:r>
+              <w:rPr>
+                <w:sz w:val="20"/>
+                <w:szCs w:val="20"/>
+              </w:rPr>
+              <w:t>Opcional. Informar se o cliente for pessoa jurídica. Informar o tipo do telefone:</w:t>
+            </w:r>
+          </w:p>
+          <w:p>
+            <w:pPr>
+              <w:pStyle w:val="Normal"/>
+              <w:bidi w:val="0"/>
+              <w:jc w:val="start"/>
+              <w:rPr>
+                <w:sz w:val="20"/>
+                <w:szCs w:val="20"/>
+              </w:rPr>
+            </w:pPr>
+            <w:r>
+              <w:rPr>
+                <w:sz w:val="20"/>
+                <w:szCs w:val="20"/>
+              </w:rPr>
+              <w:t>- CELULAR</w:t>
+            </w:r>
+          </w:p>
+          <w:p>
+            <w:pPr>
+              <w:pStyle w:val="Normal"/>
+              <w:bidi w:val="0"/>
+              <w:jc w:val="start"/>
+              <w:rPr>
+                <w:sz w:val="20"/>
+                <w:szCs w:val="20"/>
+              </w:rPr>
+            </w:pPr>
+            <w:r>
+              <w:rPr>
+                <w:sz w:val="20"/>
+                <w:szCs w:val="20"/>
+              </w:rPr>
+              <w:t>- FIXO</w:t>
+            </w:r>
+          </w:p>
+          <w:p>
+            <w:pPr>
+              <w:pStyle w:val="Normal"/>
+              <w:bidi w:val="0"/>
+              <w:jc w:val="start"/>
+              <w:rPr>
+                <w:sz w:val="20"/>
+                <w:szCs w:val="20"/>
+              </w:rPr>
+            </w:pPr>
+            <w:r>
+              <w:rPr>
+                <w:sz w:val="20"/>
+                <w:szCs w:val="20"/>
+              </w:rPr>
+              <w:t>- COMERCIAL</w:t>
+            </w:r>
+          </w:p>
+          <w:p>
+            <w:pPr>
+              <w:pStyle w:val="Normal"/>
+              <w:bidi w:val="0"/>
+              <w:jc w:val="start"/>
+              <w:rPr>
+                <w:sz w:val="20"/>
+                <w:szCs w:val="20"/>
+              </w:rPr>
+            </w:pPr>
+            <w:r>
+              <w:rPr>
+                <w:sz w:val="20"/>
+                <w:szCs w:val="20"/>
+              </w:rPr>
+              <w:t>-RESIDENCIAL</w:t>
+            </w:r>
+          </w:p>
+        </w:tc>
+      </w:tr>
+      <w:tr>
+        <w:trPr/>
+        <w:tc>
+          <w:tcPr>
+            <w:tcW w:w="5100" w:type="dxa"/>
             <w:tcBorders>
               <w:start w:val="single" w:sz="4" w:space="0" w:color="000000"/>
               <w:bottom w:val="single" w:sz="4" w:space="0" w:color="000000"/>
@@ -4358,7 +4539,7 @@
         </w:tc>
         <w:tc>
           <w:tcPr>
-            <w:tcW w:w="4476" w:type="dxa"/>
+            <w:tcW w:w="4474" w:type="dxa"/>
             <w:tcBorders>
               <w:start w:val="single" w:sz="4" w:space="0" w:color="000000"/>
               <w:bottom w:val="single" w:sz="4" w:space="0" w:color="000000"/>
@@ -4480,7 +4661,7 @@
     </w:rPr>
   </w:style>
   <w:style w:type="paragraph" w:styleId="Caption">
-    <w:name w:val="Caption"/>
+    <w:name w:val="caption"/>
     <w:basedOn w:val="Normal"/>
     <w:qFormat/>
     <w:pPr>
@@ -4507,6 +4688,32 @@
       <w:lang w:val="zxx" w:eastAsia="zxx" w:bidi="zxx"/>
     </w:rPr>
   </w:style>
+  <w:style w:type="paragraph" w:styleId="Ttulouser">
+    <w:name w:val="Título (user)"/>
+    <w:basedOn w:val="Normal"/>
+    <w:next w:val="BodyText"/>
+    <w:qFormat/>
+    <w:pPr>
+      <w:keepNext w:val="true"/>
+      <w:spacing w:before="240" w:after="120"/>
+    </w:pPr>
+    <w:rPr>
+      <w:rFonts w:ascii="Liberation Sans" w:hAnsi="Liberation Sans" w:eastAsia="Microsoft YaHei" w:cs="Arial"/>
+      <w:sz w:val="28"/>
+      <w:szCs w:val="28"/>
+    </w:rPr>
+  </w:style>
+  <w:style w:type="paragraph" w:styleId="ndiceuser">
+    <w:name w:val="Índice (user)"/>
+    <w:basedOn w:val="Normal"/>
+    <w:qFormat/>
+    <w:pPr>
+      <w:suppressLineNumbers/>
+    </w:pPr>
+    <w:rPr>
+      <w:rFonts w:cs="Arial"/>
+    </w:rPr>
+  </w:style>
   <w:style w:type="paragraph" w:styleId="Contedodatabela">
     <w:name w:val="Conteúdo da tabela"/>
     <w:basedOn w:val="Normal"/>
@@ -4520,6 +4727,29 @@
   <w:style w:type="paragraph" w:styleId="Ttulodetabela">
     <w:name w:val="Título de tabela"/>
     <w:basedOn w:val="Contedodatabela"/>
+    <w:qFormat/>
+    <w:pPr>
+      <w:suppressLineNumbers/>
+      <w:jc w:val="center"/>
+    </w:pPr>
+    <w:rPr>
+      <w:b/>
+      <w:bCs/>
+    </w:rPr>
+  </w:style>
+  <w:style w:type="paragraph" w:styleId="Contedodatabelauser">
+    <w:name w:val="Conteúdo da tabela (user)"/>
+    <w:basedOn w:val="Normal"/>
+    <w:qFormat/>
+    <w:pPr>
+      <w:widowControl w:val="false"/>
+      <w:suppressLineNumbers/>
+    </w:pPr>
+    <w:rPr/>
+  </w:style>
+  <w:style w:type="paragraph" w:styleId="Ttulodetabelauser">
+    <w:name w:val="Título de tabela (user)"/>
+    <w:basedOn w:val="Contedodatabelauser"/>
     <w:qFormat/>
     <w:pPr>
       <w:suppressLineNumbers/>

--- a/Planilhas_importação/Descrição_campos_planilhas/Documentação - Colunas da planilha para importação dos clientes.docx
+++ b/Planilhas_importação/Descrição_campos_planilhas/Documentação - Colunas da planilha para importação dos clientes.docx
@@ -6,7 +6,7 @@
       <w:tblPr>
         <w:tblW w:w="9574" w:type="dxa"/>
         <w:jc w:val="start"/>
-        <w:tblInd w:w="52" w:type="dxa"/>
+        <w:tblInd w:w="112" w:type="dxa"/>
         <w:tblLayout w:type="fixed"/>
         <w:tblCellMar>
           <w:top w:w="55" w:type="dxa"/>
@@ -1055,42 +1055,7 @@
                 <w:sz w:val="20"/>
                 <w:szCs w:val="20"/>
               </w:rPr>
-              <w:t>Opcional. Informe o órgão emissor do documento de identificação cliente.</w:t>
-            </w:r>
-          </w:p>
-          <w:p>
-            <w:pPr>
-              <w:pStyle w:val="Normal"/>
-              <w:bidi w:val="0"/>
-              <w:jc w:val="start"/>
-              <w:rPr>
-                <w:sz w:val="20"/>
-                <w:szCs w:val="20"/>
-              </w:rPr>
-            </w:pPr>
-            <w:r>
-              <w:rPr>
-                <w:sz w:val="20"/>
-                <w:szCs w:val="20"/>
-              </w:rPr>
-            </w:r>
-          </w:p>
-          <w:p>
-            <w:pPr>
-              <w:pStyle w:val="Normal"/>
-              <w:bidi w:val="0"/>
-              <w:jc w:val="start"/>
-              <w:rPr>
-                <w:sz w:val="20"/>
-                <w:szCs w:val="20"/>
-              </w:rPr>
-            </w:pPr>
-            <w:r>
-              <w:rPr>
-                <w:sz w:val="20"/>
-                <w:szCs w:val="20"/>
-              </w:rPr>
-              <w:t>Ex.: SSP</w:t>
+              <w:t>Informar BR ou UF.</w:t>
             </w:r>
           </w:p>
         </w:tc>
@@ -1180,6 +1145,13 @@
               </w:rPr>
               <w:t>cliente_telefone_tipo</w:t>
             </w:r>
+            <w:r>
+              <w:rPr>
+                <w:sz w:val="20"/>
+                <w:szCs w:val="20"/>
+              </w:rPr>
+              <w:t>_1</w:t>
+            </w:r>
           </w:p>
         </w:tc>
         <w:tc>
@@ -1310,6 +1282,13 @@
               </w:rPr>
               <w:t>cliente_telefone_numero</w:t>
             </w:r>
+            <w:r>
+              <w:rPr>
+                <w:sz w:val="20"/>
+                <w:szCs w:val="20"/>
+              </w:rPr>
+              <w:t>_1</w:t>
+            </w:r>
           </w:p>
         </w:tc>
         <w:tc>
@@ -1337,6 +1316,485 @@
                 <w:szCs w:val="20"/>
               </w:rPr>
               <w:t>Obrigatório. Informar utilizando o padrão a seguir:</w:t>
+              <w:br/>
+              <w:t>Celular: 5573999341121</w:t>
+            </w:r>
+          </w:p>
+          <w:p>
+            <w:pPr>
+              <w:pStyle w:val="Normal"/>
+              <w:bidi w:val="0"/>
+              <w:jc w:val="start"/>
+              <w:rPr>
+                <w:sz w:val="20"/>
+                <w:szCs w:val="20"/>
+              </w:rPr>
+            </w:pPr>
+            <w:r>
+              <w:rPr>
+                <w:sz w:val="20"/>
+                <w:szCs w:val="20"/>
+              </w:rPr>
+              <w:t>Telefone fixo: 557330130001</w:t>
+            </w:r>
+          </w:p>
+        </w:tc>
+      </w:tr>
+      <w:tr>
+        <w:trPr/>
+        <w:tc>
+          <w:tcPr>
+            <w:tcW w:w="5100" w:type="dxa"/>
+            <w:tcBorders>
+              <w:start w:val="single" w:sz="4" w:space="0" w:color="000000"/>
+              <w:bottom w:val="single" w:sz="4" w:space="0" w:color="000000"/>
+            </w:tcBorders>
+          </w:tcPr>
+          <w:p>
+            <w:pPr>
+              <w:pStyle w:val="Normal"/>
+              <w:bidi w:val="0"/>
+              <w:jc w:val="start"/>
+              <w:rPr>
+                <w:sz w:val="20"/>
+                <w:szCs w:val="20"/>
+              </w:rPr>
+            </w:pPr>
+            <w:r>
+              <w:rPr>
+                <w:sz w:val="20"/>
+                <w:szCs w:val="20"/>
+              </w:rPr>
+              <w:t>cliente_telefone_tipo</w:t>
+            </w:r>
+            <w:r>
+              <w:rPr>
+                <w:sz w:val="20"/>
+                <w:szCs w:val="20"/>
+              </w:rPr>
+              <w:t>_2</w:t>
+            </w:r>
+          </w:p>
+        </w:tc>
+        <w:tc>
+          <w:tcPr>
+            <w:tcW w:w="4474" w:type="dxa"/>
+            <w:tcBorders>
+              <w:start w:val="single" w:sz="4" w:space="0" w:color="000000"/>
+              <w:bottom w:val="single" w:sz="4" w:space="0" w:color="000000"/>
+              <w:end w:val="single" w:sz="4" w:space="0" w:color="000000"/>
+            </w:tcBorders>
+          </w:tcPr>
+          <w:p>
+            <w:pPr>
+              <w:pStyle w:val="Normal"/>
+              <w:bidi w:val="0"/>
+              <w:jc w:val="start"/>
+              <w:rPr>
+                <w:sz w:val="20"/>
+                <w:szCs w:val="20"/>
+              </w:rPr>
+            </w:pPr>
+            <w:r>
+              <w:rPr>
+                <w:sz w:val="20"/>
+                <w:szCs w:val="20"/>
+              </w:rPr>
+              <w:t xml:space="preserve"> </w:t>
+            </w:r>
+            <w:r>
+              <w:rPr>
+                <w:sz w:val="20"/>
+                <w:szCs w:val="20"/>
+              </w:rPr>
+              <w:t xml:space="preserve">Opicional. </w:t>
+            </w:r>
+            <w:r>
+              <w:rPr>
+                <w:sz w:val="20"/>
+                <w:szCs w:val="20"/>
+              </w:rPr>
+              <w:t>Informe o tipo de telefone para contato com o cliente:</w:t>
+            </w:r>
+          </w:p>
+          <w:p>
+            <w:pPr>
+              <w:pStyle w:val="Normal"/>
+              <w:bidi w:val="0"/>
+              <w:jc w:val="start"/>
+              <w:rPr>
+                <w:sz w:val="20"/>
+                <w:szCs w:val="20"/>
+              </w:rPr>
+            </w:pPr>
+            <w:r>
+              <w:rPr>
+                <w:sz w:val="20"/>
+                <w:szCs w:val="20"/>
+              </w:rPr>
+              <w:t>- CELULAR</w:t>
+            </w:r>
+          </w:p>
+          <w:p>
+            <w:pPr>
+              <w:pStyle w:val="Normal"/>
+              <w:bidi w:val="0"/>
+              <w:jc w:val="start"/>
+              <w:rPr>
+                <w:sz w:val="20"/>
+                <w:szCs w:val="20"/>
+              </w:rPr>
+            </w:pPr>
+            <w:r>
+              <w:rPr>
+                <w:sz w:val="20"/>
+                <w:szCs w:val="20"/>
+              </w:rPr>
+              <w:t>- FIXO</w:t>
+            </w:r>
+          </w:p>
+          <w:p>
+            <w:pPr>
+              <w:pStyle w:val="Normal"/>
+              <w:bidi w:val="0"/>
+              <w:jc w:val="start"/>
+              <w:rPr>
+                <w:sz w:val="20"/>
+                <w:szCs w:val="20"/>
+              </w:rPr>
+            </w:pPr>
+            <w:r>
+              <w:rPr>
+                <w:sz w:val="20"/>
+                <w:szCs w:val="20"/>
+              </w:rPr>
+              <w:t>- COMERCIAL</w:t>
+            </w:r>
+          </w:p>
+          <w:p>
+            <w:pPr>
+              <w:pStyle w:val="Normal"/>
+              <w:bidi w:val="0"/>
+              <w:jc w:val="start"/>
+              <w:rPr>
+                <w:sz w:val="20"/>
+                <w:szCs w:val="20"/>
+              </w:rPr>
+            </w:pPr>
+            <w:r>
+              <w:rPr>
+                <w:sz w:val="20"/>
+                <w:szCs w:val="20"/>
+              </w:rPr>
+              <w:t>-RESIDENCIAL</w:t>
+            </w:r>
+          </w:p>
+        </w:tc>
+      </w:tr>
+      <w:tr>
+        <w:trPr/>
+        <w:tc>
+          <w:tcPr>
+            <w:tcW w:w="5100" w:type="dxa"/>
+            <w:tcBorders>
+              <w:start w:val="single" w:sz="4" w:space="0" w:color="000000"/>
+              <w:bottom w:val="single" w:sz="4" w:space="0" w:color="000000"/>
+            </w:tcBorders>
+          </w:tcPr>
+          <w:p>
+            <w:pPr>
+              <w:pStyle w:val="Normal"/>
+              <w:bidi w:val="0"/>
+              <w:jc w:val="start"/>
+              <w:rPr>
+                <w:sz w:val="20"/>
+                <w:szCs w:val="20"/>
+              </w:rPr>
+            </w:pPr>
+            <w:r>
+              <w:rPr>
+                <w:sz w:val="20"/>
+                <w:szCs w:val="20"/>
+              </w:rPr>
+              <w:t>cliente_telefone_numero</w:t>
+            </w:r>
+            <w:r>
+              <w:rPr>
+                <w:sz w:val="20"/>
+                <w:szCs w:val="20"/>
+              </w:rPr>
+              <w:t>_2</w:t>
+            </w:r>
+          </w:p>
+        </w:tc>
+        <w:tc>
+          <w:tcPr>
+            <w:tcW w:w="4474" w:type="dxa"/>
+            <w:tcBorders>
+              <w:start w:val="single" w:sz="4" w:space="0" w:color="000000"/>
+              <w:bottom w:val="single" w:sz="4" w:space="0" w:color="000000"/>
+              <w:end w:val="single" w:sz="4" w:space="0" w:color="000000"/>
+            </w:tcBorders>
+          </w:tcPr>
+          <w:p>
+            <w:pPr>
+              <w:pStyle w:val="Normal"/>
+              <w:bidi w:val="0"/>
+              <w:jc w:val="start"/>
+              <w:rPr>
+                <w:sz w:val="20"/>
+                <w:szCs w:val="20"/>
+              </w:rPr>
+            </w:pPr>
+            <w:r>
+              <w:rPr>
+                <w:sz w:val="20"/>
+                <w:szCs w:val="20"/>
+              </w:rPr>
+              <w:t xml:space="preserve">Opicional.  </w:t>
+            </w:r>
+            <w:r>
+              <w:rPr>
+                <w:sz w:val="20"/>
+                <w:szCs w:val="20"/>
+              </w:rPr>
+              <w:t>Informar utilizando o padrão a seguir:</w:t>
+              <w:br/>
+              <w:t>Celular: 5573999341121</w:t>
+            </w:r>
+          </w:p>
+          <w:p>
+            <w:pPr>
+              <w:pStyle w:val="Normal"/>
+              <w:bidi w:val="0"/>
+              <w:jc w:val="start"/>
+              <w:rPr>
+                <w:sz w:val="20"/>
+                <w:szCs w:val="20"/>
+              </w:rPr>
+            </w:pPr>
+            <w:r>
+              <w:rPr>
+                <w:sz w:val="20"/>
+                <w:szCs w:val="20"/>
+              </w:rPr>
+              <w:t>Telefone fixo: 557330130001</w:t>
+            </w:r>
+          </w:p>
+        </w:tc>
+      </w:tr>
+      <w:tr>
+        <w:trPr/>
+        <w:tc>
+          <w:tcPr>
+            <w:tcW w:w="5100" w:type="dxa"/>
+            <w:tcBorders>
+              <w:start w:val="single" w:sz="4" w:space="0" w:color="000000"/>
+              <w:bottom w:val="single" w:sz="4" w:space="0" w:color="000000"/>
+            </w:tcBorders>
+          </w:tcPr>
+          <w:p>
+            <w:pPr>
+              <w:pStyle w:val="Normal"/>
+              <w:bidi w:val="0"/>
+              <w:jc w:val="start"/>
+              <w:rPr>
+                <w:sz w:val="20"/>
+                <w:szCs w:val="20"/>
+              </w:rPr>
+            </w:pPr>
+            <w:r>
+              <w:rPr>
+                <w:sz w:val="20"/>
+                <w:szCs w:val="20"/>
+              </w:rPr>
+              <w:t>cliente_telefone_tipo</w:t>
+            </w:r>
+            <w:r>
+              <w:rPr>
+                <w:sz w:val="20"/>
+                <w:szCs w:val="20"/>
+              </w:rPr>
+              <w:t>_3</w:t>
+            </w:r>
+          </w:p>
+        </w:tc>
+        <w:tc>
+          <w:tcPr>
+            <w:tcW w:w="4474" w:type="dxa"/>
+            <w:tcBorders>
+              <w:start w:val="single" w:sz="4" w:space="0" w:color="000000"/>
+              <w:bottom w:val="single" w:sz="4" w:space="0" w:color="000000"/>
+              <w:end w:val="single" w:sz="4" w:space="0" w:color="000000"/>
+            </w:tcBorders>
+          </w:tcPr>
+          <w:p>
+            <w:pPr>
+              <w:pStyle w:val="Normal"/>
+              <w:bidi w:val="0"/>
+              <w:jc w:val="start"/>
+              <w:rPr>
+                <w:sz w:val="20"/>
+                <w:szCs w:val="20"/>
+              </w:rPr>
+            </w:pPr>
+            <w:r>
+              <w:rPr>
+                <w:sz w:val="20"/>
+                <w:szCs w:val="20"/>
+              </w:rPr>
+              <w:t xml:space="preserve">Opicional. </w:t>
+            </w:r>
+            <w:r>
+              <w:rPr>
+                <w:sz w:val="20"/>
+                <w:szCs w:val="20"/>
+              </w:rPr>
+              <w:t>Informe o tipo de telefone para contato com o cliente:</w:t>
+            </w:r>
+          </w:p>
+          <w:p>
+            <w:pPr>
+              <w:pStyle w:val="Normal"/>
+              <w:bidi w:val="0"/>
+              <w:jc w:val="start"/>
+              <w:rPr>
+                <w:sz w:val="20"/>
+                <w:szCs w:val="20"/>
+              </w:rPr>
+            </w:pPr>
+            <w:r>
+              <w:rPr>
+                <w:sz w:val="20"/>
+                <w:szCs w:val="20"/>
+              </w:rPr>
+              <w:t>- CELULAR</w:t>
+            </w:r>
+          </w:p>
+          <w:p>
+            <w:pPr>
+              <w:pStyle w:val="Normal"/>
+              <w:bidi w:val="0"/>
+              <w:jc w:val="start"/>
+              <w:rPr>
+                <w:sz w:val="20"/>
+                <w:szCs w:val="20"/>
+              </w:rPr>
+            </w:pPr>
+            <w:r>
+              <w:rPr>
+                <w:sz w:val="20"/>
+                <w:szCs w:val="20"/>
+              </w:rPr>
+              <w:t>- FIXO</w:t>
+            </w:r>
+          </w:p>
+          <w:p>
+            <w:pPr>
+              <w:pStyle w:val="Normal"/>
+              <w:bidi w:val="0"/>
+              <w:jc w:val="start"/>
+              <w:rPr>
+                <w:sz w:val="20"/>
+                <w:szCs w:val="20"/>
+              </w:rPr>
+            </w:pPr>
+            <w:r>
+              <w:rPr>
+                <w:sz w:val="20"/>
+                <w:szCs w:val="20"/>
+              </w:rPr>
+              <w:t>- COMERCIAL</w:t>
+            </w:r>
+          </w:p>
+          <w:p>
+            <w:pPr>
+              <w:pStyle w:val="Normal"/>
+              <w:bidi w:val="0"/>
+              <w:jc w:val="start"/>
+              <w:rPr>
+                <w:sz w:val="20"/>
+                <w:szCs w:val="20"/>
+              </w:rPr>
+            </w:pPr>
+            <w:r>
+              <w:rPr>
+                <w:sz w:val="20"/>
+                <w:szCs w:val="20"/>
+              </w:rPr>
+              <w:t>-RESIDENCIAL</w:t>
+            </w:r>
+          </w:p>
+        </w:tc>
+      </w:tr>
+      <w:tr>
+        <w:trPr/>
+        <w:tc>
+          <w:tcPr>
+            <w:tcW w:w="5100" w:type="dxa"/>
+            <w:tcBorders>
+              <w:start w:val="single" w:sz="4" w:space="0" w:color="000000"/>
+              <w:bottom w:val="single" w:sz="4" w:space="0" w:color="000000"/>
+            </w:tcBorders>
+          </w:tcPr>
+          <w:p>
+            <w:pPr>
+              <w:pStyle w:val="Normal"/>
+              <w:bidi w:val="0"/>
+              <w:jc w:val="start"/>
+              <w:rPr>
+                <w:sz w:val="20"/>
+                <w:szCs w:val="20"/>
+              </w:rPr>
+            </w:pPr>
+            <w:r>
+              <w:rPr>
+                <w:sz w:val="20"/>
+                <w:szCs w:val="20"/>
+              </w:rPr>
+              <w:t>cliente_telefone_numero</w:t>
+            </w:r>
+            <w:r>
+              <w:rPr>
+                <w:sz w:val="20"/>
+                <w:szCs w:val="20"/>
+              </w:rPr>
+              <w:t>_3</w:t>
+            </w:r>
+          </w:p>
+        </w:tc>
+        <w:tc>
+          <w:tcPr>
+            <w:tcW w:w="4474" w:type="dxa"/>
+            <w:tcBorders>
+              <w:start w:val="single" w:sz="4" w:space="0" w:color="000000"/>
+              <w:bottom w:val="single" w:sz="4" w:space="0" w:color="000000"/>
+              <w:end w:val="single" w:sz="4" w:space="0" w:color="000000"/>
+            </w:tcBorders>
+          </w:tcPr>
+          <w:p>
+            <w:pPr>
+              <w:pStyle w:val="Normal"/>
+              <w:bidi w:val="0"/>
+              <w:jc w:val="start"/>
+              <w:rPr>
+                <w:sz w:val="20"/>
+                <w:szCs w:val="20"/>
+              </w:rPr>
+            </w:pPr>
+            <w:r>
+              <w:rPr>
+                <w:sz w:val="20"/>
+                <w:szCs w:val="20"/>
+              </w:rPr>
+              <w:t xml:space="preserve">Opicional.  </w:t>
+            </w:r>
+            <w:r>
+              <w:rPr>
+                <w:sz w:val="20"/>
+                <w:szCs w:val="20"/>
+              </w:rPr>
+              <w:t>Informar utilizando o padrão a seguir:</w:t>
               <w:br/>
               <w:t>Celular: 5573999341121</w:t>
             </w:r>
@@ -2419,14 +2877,7 @@
                 <w:sz w:val="20"/>
                 <w:szCs w:val="20"/>
               </w:rPr>
-              <w:t xml:space="preserve">- </w:t>
-            </w:r>
-            <w:r>
-              <w:rPr>
-                <w:sz w:val="20"/>
-                <w:szCs w:val="20"/>
-              </w:rPr>
-              <w:t>PASSAPORTE</w:t>
+              <w:t>- PASSAPORTE</w:t>
             </w:r>
           </w:p>
           <w:p>
@@ -4174,14 +4625,7 @@
                 <w:sz w:val="20"/>
                 <w:szCs w:val="20"/>
               </w:rPr>
-              <w:t xml:space="preserve">- </w:t>
-            </w:r>
-            <w:r>
-              <w:rPr>
-                <w:sz w:val="20"/>
-                <w:szCs w:val="20"/>
-              </w:rPr>
-              <w:t>PASSAPORTE</w:t>
+              <w:t>- PASSAPORTE</w:t>
             </w:r>
           </w:p>
           <w:p>
@@ -4615,7 +5059,7 @@
     <w:pPr>
       <w:widowControl/>
       <w:suppressAutoHyphens w:val="true"/>
-      <w:overflowPunct w:val="false"/>
+      <w:overflowPunct w:val="true"/>
       <w:bidi w:val="0"/>
       <w:spacing w:before="0" w:after="0"/>
       <w:jc w:val="start"/>
@@ -4685,7 +5129,6 @@
     </w:pPr>
     <w:rPr>
       <w:rFonts w:cs="Arial"/>
-      <w:lang w:val="zxx" w:eastAsia="zxx" w:bidi="zxx"/>
     </w:rPr>
   </w:style>
   <w:style w:type="paragraph" w:styleId="Ttulouser">
@@ -4712,6 +5155,30 @@
     </w:pPr>
     <w:rPr>
       <w:rFonts w:cs="Arial"/>
+      <w:lang w:val="zxx" w:eastAsia="zxx" w:bidi="zxx"/>
+    </w:rPr>
+  </w:style>
+  <w:style w:type="paragraph" w:styleId="Contedodatabelauser">
+    <w:name w:val="Conteúdo da tabela (user)"/>
+    <w:basedOn w:val="Normal"/>
+    <w:qFormat/>
+    <w:pPr>
+      <w:widowControl w:val="false"/>
+      <w:suppressLineNumbers/>
+    </w:pPr>
+    <w:rPr/>
+  </w:style>
+  <w:style w:type="paragraph" w:styleId="Ttulodetabelauser">
+    <w:name w:val="Título de tabela (user)"/>
+    <w:basedOn w:val="Contedodatabelauser"/>
+    <w:qFormat/>
+    <w:pPr>
+      <w:suppressLineNumbers/>
+      <w:jc w:val="center"/>
+    </w:pPr>
+    <w:rPr>
+      <w:b/>
+      <w:bCs/>
     </w:rPr>
   </w:style>
   <w:style w:type="paragraph" w:styleId="Contedodatabela">
@@ -4727,29 +5194,6 @@
   <w:style w:type="paragraph" w:styleId="Ttulodetabela">
     <w:name w:val="Título de tabela"/>
     <w:basedOn w:val="Contedodatabela"/>
-    <w:qFormat/>
-    <w:pPr>
-      <w:suppressLineNumbers/>
-      <w:jc w:val="center"/>
-    </w:pPr>
-    <w:rPr>
-      <w:b/>
-      <w:bCs/>
-    </w:rPr>
-  </w:style>
-  <w:style w:type="paragraph" w:styleId="Contedodatabelauser">
-    <w:name w:val="Conteúdo da tabela (user)"/>
-    <w:basedOn w:val="Normal"/>
-    <w:qFormat/>
-    <w:pPr>
-      <w:widowControl w:val="false"/>
-      <w:suppressLineNumbers/>
-    </w:pPr>
-    <w:rPr/>
-  </w:style>
-  <w:style w:type="paragraph" w:styleId="Ttulodetabelauser">
-    <w:name w:val="Título de tabela (user)"/>
-    <w:basedOn w:val="Contedodatabelauser"/>
     <w:qFormat/>
     <w:pPr>
       <w:suppressLineNumbers/>
